--- a/eng/docx/66.content.docx
+++ b/eng/docx/66.content.docx
@@ -136,13 +136,6 @@
         <w:rPr>
           <w:lang w:val="en_US" w:bidi="en_US"/>
         </w:rPr>
-      </w:r>
-      <w:r>
-        <w:rPr>
-          <w:i/>
-          <w:lang w:val="en_US" w:bidi="en_US"/>
-        </w:rPr>
-        <w:t>Revelation 1:1, Revelation 1:1 (#2), Revelation 1:3, Revelation 1:4, Revelation 1:5, Revelation 1:6, Revelation 1:7, Revelation 1:8, Revelation 1:9, Revelation 1:11, Revelation 1:14, Revelation 1:16, Revelation 1:17, Revelation 1:18, Revelation 1:20, Revelation 2:1, Revelation 2:2, Revelation 2:4, Revelation 2:5, Revelation 2:7, Revelation 2:8, Revelation 2:9, Revelation 2:10, Revelation 2:11, Revelation 2:12, Revelation 2:13, Revelation 2:13 (#2), Revelation 2:14–15, Revelation 2:16, Revelation 2:17, Revelation 2:18, Revelation 2:19, Revelation 2:20, Revelation 2:22, Revelation 2:25, Revelation 2:26, Revelation 2:28, Revelation 2:29, Revelation 3:1, Revelation 3:1 (#2), Revelation 3:2, Revelation 3:5, Revelation 3:7, Revelation 3:8, Revelation 3:9, Revelation 3:11, Revelation 3:12, Revelation 3:14, Revelation 3:15, Revelation 3:16, Revelation 3:17, Revelation 3:17 (#2), Revelation 3:19, Revelation 3:21, Revelation 3:22, Revelation 4:1, Revelation 4:1 (#2), Revelation 4:2, Revelation 4:4, Revelation 4:5, Revelation 4:6, Revelation 4:8, Revelation 4:10, Revelation 4:11, Revelation 5:1, Revelation 5:3–4, Revelation 5:5, Revelation 5:6, Revelation 5:6 (#2), Revelation 5:8, Revelation 5:9, Revelation 5:10, Revelation 5:12, Revelation 5:13, Revelation 5:14, Revelation 6:1, Revelation 6:2, Revelation 6:4, Revelation 6:5, Revelation 6:8, Revelation 6:9, Revelation 6:10, Revelation 6:11, Revelation 6:12–13, Revelation 6:15–16, Revelation 6:16, Revelation 6:17, Revelation 7:1, Revelation 7:2–3, Revelation 7:4, Revelation 7:9, Revelation 7:10, Revelation 7:11, Revelation 7:14, Revelation 7:14 (#2), Revelation 7:15–16, Revelation 7:17, Revelation 8:1, Revelation 8:2, Revelation 8:4, Revelation 8:5, Revelation 8:7, Revelation 8:8–9, Revelation 8:10–11, Revelation 8:12, Revelation 8:13, Revelation 9:1, Revelation 9:2, Revelation 9:3–4, Revelation 9:6, Revelation 9:9, Revelation 9:11, Revelation 9:12, Revelation 9:13, Revelation 9:15, Revelation 9:16, Revelation 9:18, Revelation 9:20, Revelation 10:1, Revelation 10:2, Revelation 10:4, Revelation 10:6, Revelation 10:7, Revelation 10:8, Revelation 10:9, Revelation 10:11, Revelation 11:1, Revelation 11:2, Revelation 11:5, Revelation 11:8, Revelation 11:10, Revelation 11:11–12, Revelation 11:14, Revelation 11:15, Revelation 11:17, Revelation 11:18, Revelation 11:19, Revelation 12:1, Revelation 12:3, Revelation 12:4, Revelation 12:4 (#2), Revelation 12:5, Revelation 12:5 (#2), Revelation 12:6, Revelation 12:7, Revelation 12:9, Revelation 12:9 (#2), Revelation 12:11, Revelation 12:12, Revelation 12:13–14, Revelation 12:15–17, Revelation 13:1, Revelation 13:2, Revelation 13:3, Revelation 13:5–6, Revelation 13:7, Revelation 13:8, Revelation 13:10, Revelation 13:11, Revelation 13:11 (#2), Revelation 13:12, Revelation 13:15, Revelation 13:16, Revelation 13:18, Revelation 14:1, Revelation 14:3, Revelation 14:4–5, Revelation 14:6, Revelation 14:7, Revelation 14:7 (#2), Revelation 14:8, Revelation 14:10, Revelation 14:12, Revelation 14:14, Revelation 14:16, Revelation 14:19, Revelation 14:20, Revelation 15:1, Revelation 15:2, Revelation 15:3, Revelation 15:3 (#2), Revelation 15:4, Revelation 15:6, Revelation 15:7, Revelation 15:8, Revelation 16:1, Revelation 16:2, Revelation 16:3, Revelation 16:4, Revelation 16:6, Revelation 16:8, Revelation 16:9, Revelation 16:10, Revelation 16:12, Revelation 16:13–14, Revelation 16:16, Revelation 16:17–18, Revelation 16:19, Revelation 16:21, Revelation 17:1, Revelation 17:3, Revelation 17:4, Revelation 17:5, Revelation 17:6, Revelation 17:8, Revelation 17:8 (#2), Revelation 17:9–10, Revelation 17:11, Revelation 17:12, Revelation 17:13–14, Revelation 17:15, Revelation 17:16, Revelation 17:18, Revelation 18:1–2, Revelation 18:4, Revelation 18:6, Revelation 18:8, Revelation 18:9, Revelation 18:9–10, Revelation 18:14, Revelation 18:15, Revelation 18:18, Revelation 18:20, Revelation 18:21, Revelation 18:24, Revelation 19:1–2, Revelation 19:2, Revelation 19:3, Revelation 19:5, Revelation 19:7, Revelation 19:8, Revelation 19:10, Revelation 19:11–13, Revelation 19:15, Revelation 19:16, Revelation 19:18, Revelation 19:19, Revelation 19:20, Revelation 19:21, Revelation 20:1, Revelation 20:2–3, Revelation 20:3, Revelation 20:3 (#2), Revelation 20:4, Revelation 20:5, Revelation 20:6, Revelation 20:8, Revelation 20:9, Revelation 20:10, Revelation 20:12, Revelation 20:14, Revelation 20:15, Revelation 21:1, Revelation 21:1 (#2), Revelation 21:2, Revelation 21:3, Revelation 21:4, Revelation 21:6, Revelation 21:8, Revelation 21:9–10, Revelation 21:12, Revelation 21:14, Revelation 21:16, Revelation 21:18, Revelation 21:22, Revelation 21:23, Revelation 21:27, Revelation 22:1, Revelation 22:2, Revelation 22:3, Revelation 22:3–5, Revelation 22:7, Revelation 22:8–9, Revelation 22:10, Revelation 22:12, Revelation 22:14, Revelation 22:16, Revelation 22:18, Revelation 22:19, Revelation 22:20, Revelation 22:21</w:t>
       </w:r>
       <w:r>
         <w:rPr>

--- a/eng/docx/66.content.docx
+++ b/eng/docx/66.content.docx
@@ -123,19 +123,6 @@
           <w:lang w:val="en_US" w:bidi="en_US"/>
         </w:rPr>
         <w:t>REV</w:t>
-      </w:r>
-      <w:r>
-        <w:rPr>
-          <w:lang w:val="en_US" w:bidi="en_US"/>
-        </w:rPr>
-      </w:r>
-    </w:p>
-    <w:p>
-      <w:pPr/>
-      <w:r>
-        <w:rPr>
-          <w:lang w:val="en_US" w:bidi="en_US"/>
-        </w:rPr>
       </w:r>
       <w:r>
         <w:rPr>

--- a/eng/docx/66.content.docx
+++ b/eng/docx/66.content.docx
@@ -19,7 +19,7 @@
         <w:rPr>
           <w:lang w:val="en_US" w:bidi="en_US"/>
         </w:rPr>
-        <w:t>Resource: Translation Questions (unfoldingWord)</w:t>
+        <w:t>Resource: unfoldingWord® Translation Questions</w:t>
       </w:r>
       <w:r>
         <w:rPr>
@@ -85,7 +85,7 @@
         <w:rPr>
           <w:lang w:val="en_US" w:bidi="en_US"/>
         </w:rPr>
-        <w:t>Translation Questions (unfoldingWord)</w:t>
+        <w:t>unfoldingWord® Translation Questions</w:t>
       </w:r>
     </w:p>
     <w:p>

--- a/eng/docx/66.content.docx
+++ b/eng/docx/66.content.docx
@@ -185,7 +185,70 @@
         <w:rPr>
           <w:lang w:val="en_US" w:bidi="en_US"/>
         </w:rPr>
-        <w:t>Revelation 1:1</w:t>
+        <w:t>Revelation 1:1 (#2)</w:t>
+      </w:r>
+      <w:r>
+        <w:rPr>
+          <w:lang w:val="en_US" w:bidi="en_US"/>
+        </w:rPr>
+      </w:r>
+    </w:p>
+    <w:p>
+      <w:pPr/>
+      <w:r>
+        <w:rPr>
+          <w:lang w:val="en_US" w:bidi="en_US"/>
+        </w:rPr>
+      </w:r>
+      <w:r>
+        <w:rPr>
+          <w:b/>
+          <w:lang w:val="en_US" w:bidi="en_US"/>
+        </w:rPr>
+        <w:t>When must the events of the revelation happen?</w:t>
+      </w:r>
+    </w:p>
+    <w:p>
+      <w:pPr/>
+      <w:r>
+        <w:rPr>
+          <w:lang w:val="en_US" w:bidi="en_US"/>
+        </w:rPr>
+      </w:r>
+      <w:r>
+        <w:rPr>
+          <w:lang w:val="en_US" w:bidi="en_US"/>
+        </w:rPr>
+        <w:t>The events of the revelation must happen soon.</w:t>
+      </w:r>
+      <w:r>
+        <w:rPr>
+          <w:lang w:val="en_US" w:bidi="en_US"/>
+        </w:rPr>
+      </w:r>
+      <w:r>
+        <w:rPr>
+          <w:lang w:val="en_US" w:bidi="en_US"/>
+        </w:rPr>
+      </w:r>
+    </w:p>
+    <w:p>
+      <w:pPr/>
+      <w:r>
+        <w:rPr>
+          <w:lang w:val="en_US" w:bidi="en_US"/>
+        </w:rPr>
+      </w:r>
+    </w:p>
+    <w:p>
+      <w:pPr>
+        <w:pStyle w:val="Heading2"/>
+      </w:pPr>
+      <w:r>
+        <w:rPr>
+          <w:lang w:val="en_US" w:bidi="en_US"/>
+        </w:rPr>
+        <w:t>Revelation 1:1 (#1)</w:t>
       </w:r>
       <w:r>
         <w:rPr>
@@ -248,70 +311,7 @@
         <w:rPr>
           <w:lang w:val="en_US" w:bidi="en_US"/>
         </w:rPr>
-        <w:t>Revelation 1:1 (#2)</w:t>
-      </w:r>
-      <w:r>
-        <w:rPr>
-          <w:lang w:val="en_US" w:bidi="en_US"/>
-        </w:rPr>
-      </w:r>
-    </w:p>
-    <w:p>
-      <w:pPr/>
-      <w:r>
-        <w:rPr>
-          <w:lang w:val="en_US" w:bidi="en_US"/>
-        </w:rPr>
-      </w:r>
-      <w:r>
-        <w:rPr>
-          <w:b/>
-          <w:lang w:val="en_US" w:bidi="en_US"/>
-        </w:rPr>
-        <w:t>When must the events of the revelation happen?</w:t>
-      </w:r>
-    </w:p>
-    <w:p>
-      <w:pPr/>
-      <w:r>
-        <w:rPr>
-          <w:lang w:val="en_US" w:bidi="en_US"/>
-        </w:rPr>
-      </w:r>
-      <w:r>
-        <w:rPr>
-          <w:lang w:val="en_US" w:bidi="en_US"/>
-        </w:rPr>
-        <w:t>The events of the revelation must happen soon.</w:t>
-      </w:r>
-      <w:r>
-        <w:rPr>
-          <w:lang w:val="en_US" w:bidi="en_US"/>
-        </w:rPr>
-      </w:r>
-      <w:r>
-        <w:rPr>
-          <w:lang w:val="en_US" w:bidi="en_US"/>
-        </w:rPr>
-      </w:r>
-    </w:p>
-    <w:p>
-      <w:pPr/>
-      <w:r>
-        <w:rPr>
-          <w:lang w:val="en_US" w:bidi="en_US"/>
-        </w:rPr>
-      </w:r>
-    </w:p>
-    <w:p>
-      <w:pPr>
-        <w:pStyle w:val="Heading2"/>
-      </w:pPr>
-      <w:r>
-        <w:rPr>
-          <w:lang w:val="en_US" w:bidi="en_US"/>
-        </w:rPr>
-        <w:t>Revelation 1:3</w:t>
+        <w:t>Revelation 1:3 (#1)</w:t>
       </w:r>
       <w:r>
         <w:rPr>
@@ -374,7 +374,7 @@
         <w:rPr>
           <w:lang w:val="en_US" w:bidi="en_US"/>
         </w:rPr>
-        <w:t>Revelation 1:4</w:t>
+        <w:t>Revelation 1:4 (#1)</w:t>
       </w:r>
       <w:r>
         <w:rPr>
@@ -437,7 +437,7 @@
         <w:rPr>
           <w:lang w:val="en_US" w:bidi="en_US"/>
         </w:rPr>
-        <w:t>Revelation 1:5</w:t>
+        <w:t>Revelation 1:5 (#1)</w:t>
       </w:r>
       <w:r>
         <w:rPr>
@@ -500,7 +500,7 @@
         <w:rPr>
           <w:lang w:val="en_US" w:bidi="en_US"/>
         </w:rPr>
-        <w:t>Revelation 1:6</w:t>
+        <w:t>Revelation 1:6 (#1)</w:t>
       </w:r>
       <w:r>
         <w:rPr>
@@ -563,7 +563,7 @@
         <w:rPr>
           <w:lang w:val="en_US" w:bidi="en_US"/>
         </w:rPr>
-        <w:t>Revelation 1:7</w:t>
+        <w:t>Revelation 1:7 (#1)</w:t>
       </w:r>
       <w:r>
         <w:rPr>
@@ -626,7 +626,7 @@
         <w:rPr>
           <w:lang w:val="en_US" w:bidi="en_US"/>
         </w:rPr>
-        <w:t>Revelation 1:8</w:t>
+        <w:t>Revelation 1:8 (#1)</w:t>
       </w:r>
       <w:r>
         <w:rPr>
@@ -689,7 +689,7 @@
         <w:rPr>
           <w:lang w:val="en_US" w:bidi="en_US"/>
         </w:rPr>
-        <w:t>Revelation 1:9</w:t>
+        <w:t>Revelation 1:9 (#1)</w:t>
       </w:r>
       <w:r>
         <w:rPr>
@@ -752,7 +752,7 @@
         <w:rPr>
           <w:lang w:val="en_US" w:bidi="en_US"/>
         </w:rPr>
-        <w:t>Revelation 1:11</w:t>
+        <w:t>Revelation 1:11 (#1)</w:t>
       </w:r>
       <w:r>
         <w:rPr>
@@ -815,7 +815,7 @@
         <w:rPr>
           <w:lang w:val="en_US" w:bidi="en_US"/>
         </w:rPr>
-        <w:t>Revelation 1:14</w:t>
+        <w:t>Revelation 1:14 (#1)</w:t>
       </w:r>
       <w:r>
         <w:rPr>
@@ -878,7 +878,7 @@
         <w:rPr>
           <w:lang w:val="en_US" w:bidi="en_US"/>
         </w:rPr>
-        <w:t>Revelation 1:16</w:t>
+        <w:t>Revelation 1:16 (#1)</w:t>
       </w:r>
       <w:r>
         <w:rPr>
@@ -941,7 +941,7 @@
         <w:rPr>
           <w:lang w:val="en_US" w:bidi="en_US"/>
         </w:rPr>
-        <w:t>Revelation 1:17</w:t>
+        <w:t>Revelation 1:17 (#1)</w:t>
       </w:r>
       <w:r>
         <w:rPr>
@@ -1004,7 +1004,7 @@
         <w:rPr>
           <w:lang w:val="en_US" w:bidi="en_US"/>
         </w:rPr>
-        <w:t>Revelation 1:18</w:t>
+        <w:t>Revelation 1:18 (#1)</w:t>
       </w:r>
       <w:r>
         <w:rPr>
@@ -1067,7 +1067,7 @@
         <w:rPr>
           <w:lang w:val="en_US" w:bidi="en_US"/>
         </w:rPr>
-        <w:t>Revelation 1:20</w:t>
+        <w:t>Revelation 1:20 (#1)</w:t>
       </w:r>
       <w:r>
         <w:rPr>
@@ -1130,7 +1130,7 @@
         <w:rPr>
           <w:lang w:val="en_US" w:bidi="en_US"/>
         </w:rPr>
-        <w:t>Revelation 2:1</w:t>
+        <w:t>Revelation 2:1 (#1)</w:t>
       </w:r>
       <w:r>
         <w:rPr>
@@ -1193,7 +1193,7 @@
         <w:rPr>
           <w:lang w:val="en_US" w:bidi="en_US"/>
         </w:rPr>
-        <w:t>Revelation 2:2</w:t>
+        <w:t>Revelation 2:2 (#1)</w:t>
       </w:r>
       <w:r>
         <w:rPr>
@@ -1256,7 +1256,7 @@
         <w:rPr>
           <w:lang w:val="en_US" w:bidi="en_US"/>
         </w:rPr>
-        <w:t>Revelation 2:4</w:t>
+        <w:t>Revelation 2:4 (#1)</w:t>
       </w:r>
       <w:r>
         <w:rPr>
@@ -1319,27 +1319,27 @@
         <w:rPr>
           <w:lang w:val="en_US" w:bidi="en_US"/>
         </w:rPr>
-        <w:t>Revelation 2:5</w:t>
-      </w:r>
-      <w:r>
-        <w:rPr>
-          <w:lang w:val="en_US" w:bidi="en_US"/>
-        </w:rPr>
-      </w:r>
-    </w:p>
-    <w:p>
-      <w:pPr/>
-      <w:r>
-        <w:rPr>
-          <w:lang w:val="en_US" w:bidi="en_US"/>
-        </w:rPr>
-      </w:r>
-      <w:r>
-        <w:rPr>
-          <w:b/>
-          <w:lang w:val="en_US" w:bidi="en_US"/>
-        </w:rPr>
-        <w:t>What does Christ say he will do if the churh do not repent?</w:t>
+        <w:t>Revelation 2:5 (#1)</w:t>
+      </w:r>
+      <w:r>
+        <w:rPr>
+          <w:lang w:val="en_US" w:bidi="en_US"/>
+        </w:rPr>
+      </w:r>
+    </w:p>
+    <w:p>
+      <w:pPr/>
+      <w:r>
+        <w:rPr>
+          <w:lang w:val="en_US" w:bidi="en_US"/>
+        </w:rPr>
+      </w:r>
+      <w:r>
+        <w:rPr>
+          <w:b/>
+          <w:lang w:val="en_US" w:bidi="en_US"/>
+        </w:rPr>
+        <w:t>What does Christ say he will do if the church do not repent?</w:t>
       </w:r>
     </w:p>
     <w:p>
@@ -1382,7 +1382,7 @@
         <w:rPr>
           <w:lang w:val="en_US" w:bidi="en_US"/>
         </w:rPr>
-        <w:t>Revelation 2:7</w:t>
+        <w:t>Revelation 2:7 (#1)</w:t>
       </w:r>
       <w:r>
         <w:rPr>
@@ -1445,7 +1445,7 @@
         <w:rPr>
           <w:lang w:val="en_US" w:bidi="en_US"/>
         </w:rPr>
-        <w:t>Revelation 2:8</w:t>
+        <w:t>Revelation 2:8 (#1)</w:t>
       </w:r>
       <w:r>
         <w:rPr>
@@ -1508,7 +1508,7 @@
         <w:rPr>
           <w:lang w:val="en_US" w:bidi="en_US"/>
         </w:rPr>
-        <w:t>Revelation 2:9</w:t>
+        <w:t>Revelation 2:9 (#1)</w:t>
       </w:r>
       <w:r>
         <w:rPr>
@@ -1571,7 +1571,7 @@
         <w:rPr>
           <w:lang w:val="en_US" w:bidi="en_US"/>
         </w:rPr>
-        <w:t>Revelation 2:10</w:t>
+        <w:t>Revelation 2:10 (#1)</w:t>
       </w:r>
       <w:r>
         <w:rPr>
@@ -1634,7 +1634,7 @@
         <w:rPr>
           <w:lang w:val="en_US" w:bidi="en_US"/>
         </w:rPr>
-        <w:t>Revelation 2:11</w:t>
+        <w:t>Revelation 2:11 (#1)</w:t>
       </w:r>
       <w:r>
         <w:rPr>
@@ -1697,7 +1697,7 @@
         <w:rPr>
           <w:lang w:val="en_US" w:bidi="en_US"/>
         </w:rPr>
-        <w:t>Revelation 2:12</w:t>
+        <w:t>Revelation 2:12 (#1)</w:t>
       </w:r>
       <w:r>
         <w:rPr>
@@ -1760,7 +1760,70 @@
         <w:rPr>
           <w:lang w:val="en_US" w:bidi="en_US"/>
         </w:rPr>
-        <w:t>Revelation 2:13</w:t>
+        <w:t>Revelation 2:13 (#2)</w:t>
+      </w:r>
+      <w:r>
+        <w:rPr>
+          <w:lang w:val="en_US" w:bidi="en_US"/>
+        </w:rPr>
+      </w:r>
+    </w:p>
+    <w:p>
+      <w:pPr/>
+      <w:r>
+        <w:rPr>
+          <w:lang w:val="en_US" w:bidi="en_US"/>
+        </w:rPr>
+      </w:r>
+      <w:r>
+        <w:rPr>
+          <w:b/>
+          <w:lang w:val="en_US" w:bidi="en_US"/>
+        </w:rPr>
+        <w:t>What did the church in Pergamum do in the days when Antipas was killed?</w:t>
+      </w:r>
+    </w:p>
+    <w:p>
+      <w:pPr/>
+      <w:r>
+        <w:rPr>
+          <w:lang w:val="en_US" w:bidi="en_US"/>
+        </w:rPr>
+      </w:r>
+      <w:r>
+        <w:rPr>
+          <w:lang w:val="en_US" w:bidi="en_US"/>
+        </w:rPr>
+        <w:t>The church in Pergamum did not deny its faith in Jesus even in the days when Antipas was killed.</w:t>
+      </w:r>
+      <w:r>
+        <w:rPr>
+          <w:lang w:val="en_US" w:bidi="en_US"/>
+        </w:rPr>
+      </w:r>
+      <w:r>
+        <w:rPr>
+          <w:lang w:val="en_US" w:bidi="en_US"/>
+        </w:rPr>
+      </w:r>
+    </w:p>
+    <w:p>
+      <w:pPr/>
+      <w:r>
+        <w:rPr>
+          <w:lang w:val="en_US" w:bidi="en_US"/>
+        </w:rPr>
+      </w:r>
+    </w:p>
+    <w:p>
+      <w:pPr>
+        <w:pStyle w:val="Heading2"/>
+      </w:pPr>
+      <w:r>
+        <w:rPr>
+          <w:lang w:val="en_US" w:bidi="en_US"/>
+        </w:rPr>
+        <w:t>Revelation 2:13 (#1)</w:t>
       </w:r>
       <w:r>
         <w:rPr>
@@ -1823,70 +1886,7 @@
         <w:rPr>
           <w:lang w:val="en_US" w:bidi="en_US"/>
         </w:rPr>
-        <w:t>Revelation 2:13 (#2)</w:t>
-      </w:r>
-      <w:r>
-        <w:rPr>
-          <w:lang w:val="en_US" w:bidi="en_US"/>
-        </w:rPr>
-      </w:r>
-    </w:p>
-    <w:p>
-      <w:pPr/>
-      <w:r>
-        <w:rPr>
-          <w:lang w:val="en_US" w:bidi="en_US"/>
-        </w:rPr>
-      </w:r>
-      <w:r>
-        <w:rPr>
-          <w:b/>
-          <w:lang w:val="en_US" w:bidi="en_US"/>
-        </w:rPr>
-        <w:t>What did the church in Pergamum do in the days when Antipas was killed?</w:t>
-      </w:r>
-    </w:p>
-    <w:p>
-      <w:pPr/>
-      <w:r>
-        <w:rPr>
-          <w:lang w:val="en_US" w:bidi="en_US"/>
-        </w:rPr>
-      </w:r>
-      <w:r>
-        <w:rPr>
-          <w:lang w:val="en_US" w:bidi="en_US"/>
-        </w:rPr>
-        <w:t>The church in Pergamum did not deny its faith in Jesus even in the days when Antipas was killed.</w:t>
-      </w:r>
-      <w:r>
-        <w:rPr>
-          <w:lang w:val="en_US" w:bidi="en_US"/>
-        </w:rPr>
-      </w:r>
-      <w:r>
-        <w:rPr>
-          <w:lang w:val="en_US" w:bidi="en_US"/>
-        </w:rPr>
-      </w:r>
-    </w:p>
-    <w:p>
-      <w:pPr/>
-      <w:r>
-        <w:rPr>
-          <w:lang w:val="en_US" w:bidi="en_US"/>
-        </w:rPr>
-      </w:r>
-    </w:p>
-    <w:p>
-      <w:pPr>
-        <w:pStyle w:val="Heading2"/>
-      </w:pPr>
-      <w:r>
-        <w:rPr>
-          <w:lang w:val="en_US" w:bidi="en_US"/>
-        </w:rPr>
-        <w:t>Revelation 2:14–15</w:t>
+        <w:t>Revelation 2:14–15 (#1)</w:t>
       </w:r>
       <w:r>
         <w:rPr>
@@ -1949,7 +1949,7 @@
         <w:rPr>
           <w:lang w:val="en_US" w:bidi="en_US"/>
         </w:rPr>
-        <w:t>Revelation 2:16</w:t>
+        <w:t>Revelation 2:16 (#1)</w:t>
       </w:r>
       <w:r>
         <w:rPr>
@@ -2012,7 +2012,7 @@
         <w:rPr>
           <w:lang w:val="en_US" w:bidi="en_US"/>
         </w:rPr>
-        <w:t>Revelation 2:17</w:t>
+        <w:t>Revelation 2:17 (#1)</w:t>
       </w:r>
       <w:r>
         <w:rPr>
@@ -2075,7 +2075,7 @@
         <w:rPr>
           <w:lang w:val="en_US" w:bidi="en_US"/>
         </w:rPr>
-        <w:t>Revelation 2:18</w:t>
+        <w:t>Revelation 2:18 (#1)</w:t>
       </w:r>
       <w:r>
         <w:rPr>
@@ -2138,7 +2138,7 @@
         <w:rPr>
           <w:lang w:val="en_US" w:bidi="en_US"/>
         </w:rPr>
-        <w:t>Revelation 2:19</w:t>
+        <w:t>Revelation 2:19 (#1)</w:t>
       </w:r>
       <w:r>
         <w:rPr>
@@ -2201,7 +2201,7 @@
         <w:rPr>
           <w:lang w:val="en_US" w:bidi="en_US"/>
         </w:rPr>
-        <w:t>Revelation 2:20</w:t>
+        <w:t>Revelation 2:20 (#1)</w:t>
       </w:r>
       <w:r>
         <w:rPr>
@@ -2264,7 +2264,7 @@
         <w:rPr>
           <w:lang w:val="en_US" w:bidi="en_US"/>
         </w:rPr>
-        <w:t>Revelation 2:22</w:t>
+        <w:t>Revelation 2:22 (#1)</w:t>
       </w:r>
       <w:r>
         <w:rPr>
@@ -2327,7 +2327,7 @@
         <w:rPr>
           <w:lang w:val="en_US" w:bidi="en_US"/>
         </w:rPr>
-        <w:t>Revelation 2:25</w:t>
+        <w:t>Revelation 2:25 (#1)</w:t>
       </w:r>
       <w:r>
         <w:rPr>
@@ -2390,7 +2390,7 @@
         <w:rPr>
           <w:lang w:val="en_US" w:bidi="en_US"/>
         </w:rPr>
-        <w:t>Revelation 2:26</w:t>
+        <w:t>Revelation 2:26 (#1)</w:t>
       </w:r>
       <w:r>
         <w:rPr>
@@ -2453,7 +2453,7 @@
         <w:rPr>
           <w:lang w:val="en_US" w:bidi="en_US"/>
         </w:rPr>
-        <w:t>Revelation 2:28</w:t>
+        <w:t>Revelation 2:28 (#1)</w:t>
       </w:r>
       <w:r>
         <w:rPr>
@@ -2516,7 +2516,7 @@
         <w:rPr>
           <w:lang w:val="en_US" w:bidi="en_US"/>
         </w:rPr>
-        <w:t>Revelation 2:29</w:t>
+        <w:t>Revelation 2:29 (#1)</w:t>
       </w:r>
       <w:r>
         <w:rPr>
@@ -2579,7 +2579,7 @@
         <w:rPr>
           <w:lang w:val="en_US" w:bidi="en_US"/>
         </w:rPr>
-        <w:t>Revelation 3:1</w:t>
+        <w:t>Revelation 3:1 (#1)</w:t>
       </w:r>
       <w:r>
         <w:rPr>
@@ -2705,7 +2705,7 @@
         <w:rPr>
           <w:lang w:val="en_US" w:bidi="en_US"/>
         </w:rPr>
-        <w:t>Revelation 3:2</w:t>
+        <w:t>Revelation 3:2 (#1)</w:t>
       </w:r>
       <w:r>
         <w:rPr>
@@ -2768,7 +2768,7 @@
         <w:rPr>
           <w:lang w:val="en_US" w:bidi="en_US"/>
         </w:rPr>
-        <w:t>Revelation 3:5</w:t>
+        <w:t>Revelation 3:5 (#1)</w:t>
       </w:r>
       <w:r>
         <w:rPr>
@@ -2831,7 +2831,7 @@
         <w:rPr>
           <w:lang w:val="en_US" w:bidi="en_US"/>
         </w:rPr>
-        <w:t>Revelation 3:7</w:t>
+        <w:t>Revelation 3:7 (#1)</w:t>
       </w:r>
       <w:r>
         <w:rPr>
@@ -2894,7 +2894,7 @@
         <w:rPr>
           <w:lang w:val="en_US" w:bidi="en_US"/>
         </w:rPr>
-        <w:t>Revelation 3:8</w:t>
+        <w:t>Revelation 3:8 (#1)</w:t>
       </w:r>
       <w:r>
         <w:rPr>
@@ -2957,7 +2957,7 @@
         <w:rPr>
           <w:lang w:val="en_US" w:bidi="en_US"/>
         </w:rPr>
-        <w:t>Revelation 3:9</w:t>
+        <w:t>Revelation 3:9 (#1)</w:t>
       </w:r>
       <w:r>
         <w:rPr>
@@ -3020,7 +3020,7 @@
         <w:rPr>
           <w:lang w:val="en_US" w:bidi="en_US"/>
         </w:rPr>
-        <w:t>Revelation 3:11</w:t>
+        <w:t>Revelation 3:11 (#1)</w:t>
       </w:r>
       <w:r>
         <w:rPr>
@@ -3083,7 +3083,7 @@
         <w:rPr>
           <w:lang w:val="en_US" w:bidi="en_US"/>
         </w:rPr>
-        <w:t>Revelation 3:12</w:t>
+        <w:t>Revelation 3:12 (#1)</w:t>
       </w:r>
       <w:r>
         <w:rPr>
@@ -3146,7 +3146,7 @@
         <w:rPr>
           <w:lang w:val="en_US" w:bidi="en_US"/>
         </w:rPr>
-        <w:t>Revelation 3:14</w:t>
+        <w:t>Revelation 3:14 (#1)</w:t>
       </w:r>
       <w:r>
         <w:rPr>
@@ -3209,7 +3209,7 @@
         <w:rPr>
           <w:lang w:val="en_US" w:bidi="en_US"/>
         </w:rPr>
-        <w:t>Revelation 3:15</w:t>
+        <w:t>Revelation 3:15 (#1)</w:t>
       </w:r>
       <w:r>
         <w:rPr>
@@ -3272,7 +3272,7 @@
         <w:rPr>
           <w:lang w:val="en_US" w:bidi="en_US"/>
         </w:rPr>
-        <w:t>Revelation 3:16</w:t>
+        <w:t>Revelation 3:16 (#1)</w:t>
       </w:r>
       <w:r>
         <w:rPr>
@@ -3335,7 +3335,7 @@
         <w:rPr>
           <w:lang w:val="en_US" w:bidi="en_US"/>
         </w:rPr>
-        <w:t>Revelation 3:17</w:t>
+        <w:t>Revelation 3:17 (#1)</w:t>
       </w:r>
       <w:r>
         <w:rPr>
@@ -3461,7 +3461,7 @@
         <w:rPr>
           <w:lang w:val="en_US" w:bidi="en_US"/>
         </w:rPr>
-        <w:t>Revelation 3:19</w:t>
+        <w:t>Revelation 3:19 (#1)</w:t>
       </w:r>
       <w:r>
         <w:rPr>
@@ -3524,7 +3524,7 @@
         <w:rPr>
           <w:lang w:val="en_US" w:bidi="en_US"/>
         </w:rPr>
-        <w:t>Revelation 3:21</w:t>
+        <w:t>Revelation 3:21 (#1)</w:t>
       </w:r>
       <w:r>
         <w:rPr>
@@ -3587,7 +3587,7 @@
         <w:rPr>
           <w:lang w:val="en_US" w:bidi="en_US"/>
         </w:rPr>
-        <w:t>Revelation 3:22</w:t>
+        <w:t>Revelation 3:22 (#1)</w:t>
       </w:r>
       <w:r>
         <w:rPr>
@@ -3650,7 +3650,7 @@
         <w:rPr>
           <w:lang w:val="en_US" w:bidi="en_US"/>
         </w:rPr>
-        <w:t>Revelation 4:1</w:t>
+        <w:t>Revelation 4:1 (#1)</w:t>
       </w:r>
       <w:r>
         <w:rPr>
@@ -3776,7 +3776,7 @@
         <w:rPr>
           <w:lang w:val="en_US" w:bidi="en_US"/>
         </w:rPr>
-        <w:t>Revelation 4:2</w:t>
+        <w:t>Revelation 4:2 (#1)</w:t>
       </w:r>
       <w:r>
         <w:rPr>
@@ -3839,7 +3839,7 @@
         <w:rPr>
           <w:lang w:val="en_US" w:bidi="en_US"/>
         </w:rPr>
-        <w:t>Revelation 4:4</w:t>
+        <w:t>Revelation 4:4 (#1)</w:t>
       </w:r>
       <w:r>
         <w:rPr>
@@ -3902,7 +3902,7 @@
         <w:rPr>
           <w:lang w:val="en_US" w:bidi="en_US"/>
         </w:rPr>
-        <w:t>Revelation 4:5</w:t>
+        <w:t>Revelation 4:5 (#1)</w:t>
       </w:r>
       <w:r>
         <w:rPr>
@@ -3965,7 +3965,7 @@
         <w:rPr>
           <w:lang w:val="en_US" w:bidi="en_US"/>
         </w:rPr>
-        <w:t>Revelation 4:6</w:t>
+        <w:t>Revelation 4:6 (#1)</w:t>
       </w:r>
       <w:r>
         <w:rPr>
@@ -4028,7 +4028,7 @@
         <w:rPr>
           <w:lang w:val="en_US" w:bidi="en_US"/>
         </w:rPr>
-        <w:t>Revelation 4:8</w:t>
+        <w:t>Revelation 4:8 (#1)</w:t>
       </w:r>
       <w:r>
         <w:rPr>
@@ -4062,36 +4062,36 @@
         <w:rPr>
           <w:lang w:val="en_US" w:bidi="en_US"/>
         </w:rPr>
-        <w:t>Night and day the four living creatures repeat the word "holy."</w:t>
-      </w:r>
-      <w:r>
-        <w:rPr>
-          <w:lang w:val="en_US" w:bidi="en_US"/>
-        </w:rPr>
-      </w:r>
-      <w:r>
-        <w:rPr>
-          <w:lang w:val="en_US" w:bidi="en_US"/>
-        </w:rPr>
-      </w:r>
-    </w:p>
-    <w:p>
-      <w:pPr/>
-      <w:r>
-        <w:rPr>
-          <w:lang w:val="en_US" w:bidi="en_US"/>
-        </w:rPr>
-      </w:r>
-    </w:p>
-    <w:p>
-      <w:pPr>
-        <w:pStyle w:val="Heading2"/>
-      </w:pPr>
-      <w:r>
-        <w:rPr>
-          <w:lang w:val="en_US" w:bidi="en_US"/>
-        </w:rPr>
-        <w:t>Revelation 4:10</w:t>
+        <w:t>Night and day the four living creatures repeat the word “holy.”</w:t>
+      </w:r>
+      <w:r>
+        <w:rPr>
+          <w:lang w:val="en_US" w:bidi="en_US"/>
+        </w:rPr>
+      </w:r>
+      <w:r>
+        <w:rPr>
+          <w:lang w:val="en_US" w:bidi="en_US"/>
+        </w:rPr>
+      </w:r>
+    </w:p>
+    <w:p>
+      <w:pPr/>
+      <w:r>
+        <w:rPr>
+          <w:lang w:val="en_US" w:bidi="en_US"/>
+        </w:rPr>
+      </w:r>
+    </w:p>
+    <w:p>
+      <w:pPr>
+        <w:pStyle w:val="Heading2"/>
+      </w:pPr>
+      <w:r>
+        <w:rPr>
+          <w:lang w:val="en_US" w:bidi="en_US"/>
+        </w:rPr>
+        <w:t>Revelation 4:10 (#1)</w:t>
       </w:r>
       <w:r>
         <w:rPr>
@@ -4154,7 +4154,7 @@
         <w:rPr>
           <w:lang w:val="en_US" w:bidi="en_US"/>
         </w:rPr>
-        <w:t>Revelation 4:11</w:t>
+        <w:t>Revelation 4:11 (#1)</w:t>
       </w:r>
       <w:r>
         <w:rPr>
@@ -4217,7 +4217,7 @@
         <w:rPr>
           <w:lang w:val="en_US" w:bidi="en_US"/>
         </w:rPr>
-        <w:t>Revelation 5:1</w:t>
+        <w:t>Revelation 5:1 (#1)</w:t>
       </w:r>
       <w:r>
         <w:rPr>
@@ -4280,7 +4280,7 @@
         <w:rPr>
           <w:lang w:val="en_US" w:bidi="en_US"/>
         </w:rPr>
-        <w:t>Revelation 5:3–4</w:t>
+        <w:t>Revelation 5:3–4 (#1)</w:t>
       </w:r>
       <w:r>
         <w:rPr>
@@ -4343,7 +4343,7 @@
         <w:rPr>
           <w:lang w:val="en_US" w:bidi="en_US"/>
         </w:rPr>
-        <w:t>Revelation 5:5</w:t>
+        <w:t>Revelation 5:5 (#1)</w:t>
       </w:r>
       <w:r>
         <w:rPr>
@@ -4406,7 +4406,70 @@
         <w:rPr>
           <w:lang w:val="en_US" w:bidi="en_US"/>
         </w:rPr>
-        <w:t>Revelation 5:6</w:t>
+        <w:t>Revelation 5:6 (#2)</w:t>
+      </w:r>
+      <w:r>
+        <w:rPr>
+          <w:lang w:val="en_US" w:bidi="en_US"/>
+        </w:rPr>
+      </w:r>
+    </w:p>
+    <w:p>
+      <w:pPr/>
+      <w:r>
+        <w:rPr>
+          <w:lang w:val="en_US" w:bidi="en_US"/>
+        </w:rPr>
+      </w:r>
+      <w:r>
+        <w:rPr>
+          <w:b/>
+          <w:lang w:val="en_US" w:bidi="en_US"/>
+        </w:rPr>
+        <w:t>What were the seven horns and seven eyes on the Lamb?</w:t>
+      </w:r>
+    </w:p>
+    <w:p>
+      <w:pPr/>
+      <w:r>
+        <w:rPr>
+          <w:lang w:val="en_US" w:bidi="en_US"/>
+        </w:rPr>
+      </w:r>
+      <w:r>
+        <w:rPr>
+          <w:lang w:val="en_US" w:bidi="en_US"/>
+        </w:rPr>
+        <w:t>The seven horns and seven eyes were the seven spirits of God sent out into all the earth.</w:t>
+      </w:r>
+      <w:r>
+        <w:rPr>
+          <w:lang w:val="en_US" w:bidi="en_US"/>
+        </w:rPr>
+      </w:r>
+      <w:r>
+        <w:rPr>
+          <w:lang w:val="en_US" w:bidi="en_US"/>
+        </w:rPr>
+      </w:r>
+    </w:p>
+    <w:p>
+      <w:pPr/>
+      <w:r>
+        <w:rPr>
+          <w:lang w:val="en_US" w:bidi="en_US"/>
+        </w:rPr>
+      </w:r>
+    </w:p>
+    <w:p>
+      <w:pPr>
+        <w:pStyle w:val="Heading2"/>
+      </w:pPr>
+      <w:r>
+        <w:rPr>
+          <w:lang w:val="en_US" w:bidi="en_US"/>
+        </w:rPr>
+        <w:t>Revelation 5:6 (#1)</w:t>
       </w:r>
       <w:r>
         <w:rPr>
@@ -4469,70 +4532,7 @@
         <w:rPr>
           <w:lang w:val="en_US" w:bidi="en_US"/>
         </w:rPr>
-        <w:t>Revelation 5:6 (#2)</w:t>
-      </w:r>
-      <w:r>
-        <w:rPr>
-          <w:lang w:val="en_US" w:bidi="en_US"/>
-        </w:rPr>
-      </w:r>
-    </w:p>
-    <w:p>
-      <w:pPr/>
-      <w:r>
-        <w:rPr>
-          <w:lang w:val="en_US" w:bidi="en_US"/>
-        </w:rPr>
-      </w:r>
-      <w:r>
-        <w:rPr>
-          <w:b/>
-          <w:lang w:val="en_US" w:bidi="en_US"/>
-        </w:rPr>
-        <w:t>What were the seven horns and seven eyes on the Lamb?</w:t>
-      </w:r>
-    </w:p>
-    <w:p>
-      <w:pPr/>
-      <w:r>
-        <w:rPr>
-          <w:lang w:val="en_US" w:bidi="en_US"/>
-        </w:rPr>
-      </w:r>
-      <w:r>
-        <w:rPr>
-          <w:lang w:val="en_US" w:bidi="en_US"/>
-        </w:rPr>
-        <w:t>The seven horns and seven eyes were the seven spirits of God sent out into all the earth.</w:t>
-      </w:r>
-      <w:r>
-        <w:rPr>
-          <w:lang w:val="en_US" w:bidi="en_US"/>
-        </w:rPr>
-      </w:r>
-      <w:r>
-        <w:rPr>
-          <w:lang w:val="en_US" w:bidi="en_US"/>
-        </w:rPr>
-      </w:r>
-    </w:p>
-    <w:p>
-      <w:pPr/>
-      <w:r>
-        <w:rPr>
-          <w:lang w:val="en_US" w:bidi="en_US"/>
-        </w:rPr>
-      </w:r>
-    </w:p>
-    <w:p>
-      <w:pPr>
-        <w:pStyle w:val="Heading2"/>
-      </w:pPr>
-      <w:r>
-        <w:rPr>
-          <w:lang w:val="en_US" w:bidi="en_US"/>
-        </w:rPr>
-        <w:t>Revelation 5:8</w:t>
+        <w:t>Revelation 5:8 (#1)</w:t>
       </w:r>
       <w:r>
         <w:rPr>
@@ -4595,7 +4595,7 @@
         <w:rPr>
           <w:lang w:val="en_US" w:bidi="en_US"/>
         </w:rPr>
-        <w:t>Revelation 5:9</w:t>
+        <w:t>Revelation 5:9 (#1)</w:t>
       </w:r>
       <w:r>
         <w:rPr>
@@ -4658,7 +4658,7 @@
         <w:rPr>
           <w:lang w:val="en_US" w:bidi="en_US"/>
         </w:rPr>
-        <w:t>Revelation 5:10</w:t>
+        <w:t>Revelation 5:10 (#1)</w:t>
       </w:r>
       <w:r>
         <w:rPr>
@@ -4721,7 +4721,7 @@
         <w:rPr>
           <w:lang w:val="en_US" w:bidi="en_US"/>
         </w:rPr>
-        <w:t>Revelation 5:12</w:t>
+        <w:t>Revelation 5:12 (#1)</w:t>
       </w:r>
       <w:r>
         <w:rPr>
@@ -4784,7 +4784,7 @@
         <w:rPr>
           <w:lang w:val="en_US" w:bidi="en_US"/>
         </w:rPr>
-        <w:t>Revelation 5:13</w:t>
+        <w:t>Revelation 5:13 (#1)</w:t>
       </w:r>
       <w:r>
         <w:rPr>
@@ -4847,7 +4847,7 @@
         <w:rPr>
           <w:lang w:val="en_US" w:bidi="en_US"/>
         </w:rPr>
-        <w:t>Revelation 5:14</w:t>
+        <w:t>Revelation 5:14 (#1)</w:t>
       </w:r>
       <w:r>
         <w:rPr>
@@ -4910,7 +4910,7 @@
         <w:rPr>
           <w:lang w:val="en_US" w:bidi="en_US"/>
         </w:rPr>
-        <w:t>Revelation 6:1</w:t>
+        <w:t>Revelation 6:1 (#1)</w:t>
       </w:r>
       <w:r>
         <w:rPr>
@@ -4973,7 +4973,7 @@
         <w:rPr>
           <w:lang w:val="en_US" w:bidi="en_US"/>
         </w:rPr>
-        <w:t>Revelation 6:2</w:t>
+        <w:t>Revelation 6:2 (#1)</w:t>
       </w:r>
       <w:r>
         <w:rPr>
@@ -5036,7 +5036,7 @@
         <w:rPr>
           <w:lang w:val="en_US" w:bidi="en_US"/>
         </w:rPr>
-        <w:t>Revelation 6:4</w:t>
+        <w:t>Revelation 6:4 (#1)</w:t>
       </w:r>
       <w:r>
         <w:rPr>
@@ -5099,7 +5099,7 @@
         <w:rPr>
           <w:lang w:val="en_US" w:bidi="en_US"/>
         </w:rPr>
-        <w:t>Revelation 6:5</w:t>
+        <w:t>Revelation 6:5 (#1)</w:t>
       </w:r>
       <w:r>
         <w:rPr>
@@ -5162,7 +5162,7 @@
         <w:rPr>
           <w:lang w:val="en_US" w:bidi="en_US"/>
         </w:rPr>
-        <w:t>Revelation 6:8</w:t>
+        <w:t>Revelation 6:8 (#1)</w:t>
       </w:r>
       <w:r>
         <w:rPr>
@@ -5225,7 +5225,7 @@
         <w:rPr>
           <w:lang w:val="en_US" w:bidi="en_US"/>
         </w:rPr>
-        <w:t>Revelation 6:9</w:t>
+        <w:t>Revelation 6:9 (#1)</w:t>
       </w:r>
       <w:r>
         <w:rPr>
@@ -5288,7 +5288,7 @@
         <w:rPr>
           <w:lang w:val="en_US" w:bidi="en_US"/>
         </w:rPr>
-        <w:t>Revelation 6:10</w:t>
+        <w:t>Revelation 6:10 (#1)</w:t>
       </w:r>
       <w:r>
         <w:rPr>
@@ -5351,7 +5351,7 @@
         <w:rPr>
           <w:lang w:val="en_US" w:bidi="en_US"/>
         </w:rPr>
-        <w:t>Revelation 6:11</w:t>
+        <w:t>Revelation 6:11 (#1)</w:t>
       </w:r>
       <w:r>
         <w:rPr>
@@ -5414,7 +5414,7 @@
         <w:rPr>
           <w:lang w:val="en_US" w:bidi="en_US"/>
         </w:rPr>
-        <w:t>Revelation 6:12–13</w:t>
+        <w:t>Revelation 6:12–13 (#1)</w:t>
       </w:r>
       <w:r>
         <w:rPr>
@@ -5477,7 +5477,7 @@
         <w:rPr>
           <w:lang w:val="en_US" w:bidi="en_US"/>
         </w:rPr>
-        <w:t>Revelation 6:15–16</w:t>
+        <w:t>Revelation 6:15–16 (#1)</w:t>
       </w:r>
       <w:r>
         <w:rPr>
@@ -5540,7 +5540,7 @@
         <w:rPr>
           <w:lang w:val="en_US" w:bidi="en_US"/>
         </w:rPr>
-        <w:t>Revelation 6:16</w:t>
+        <w:t>Revelation 6:16 (#1)</w:t>
       </w:r>
       <w:r>
         <w:rPr>
@@ -5603,7 +5603,7 @@
         <w:rPr>
           <w:lang w:val="en_US" w:bidi="en_US"/>
         </w:rPr>
-        <w:t>Revelation 6:17</w:t>
+        <w:t>Revelation 6:17 (#1)</w:t>
       </w:r>
       <w:r>
         <w:rPr>
@@ -5666,7 +5666,7 @@
         <w:rPr>
           <w:lang w:val="en_US" w:bidi="en_US"/>
         </w:rPr>
-        <w:t>Revelation 7:1</w:t>
+        <w:t>Revelation 7:1 (#1)</w:t>
       </w:r>
       <w:r>
         <w:rPr>
@@ -5729,7 +5729,7 @@
         <w:rPr>
           <w:lang w:val="en_US" w:bidi="en_US"/>
         </w:rPr>
-        <w:t>Revelation 7:2–3</w:t>
+        <w:t>Revelation 7:2–3 (#1)</w:t>
       </w:r>
       <w:r>
         <w:rPr>
@@ -5792,7 +5792,7 @@
         <w:rPr>
           <w:lang w:val="en_US" w:bidi="en_US"/>
         </w:rPr>
-        <w:t>Revelation 7:4</w:t>
+        <w:t>Revelation 7:4 (#1)</w:t>
       </w:r>
       <w:r>
         <w:rPr>
@@ -5855,7 +5855,7 @@
         <w:rPr>
           <w:lang w:val="en_US" w:bidi="en_US"/>
         </w:rPr>
-        <w:t>Revelation 7:9</w:t>
+        <w:t>Revelation 7:9 (#1)</w:t>
       </w:r>
       <w:r>
         <w:rPr>
@@ -5918,7 +5918,7 @@
         <w:rPr>
           <w:lang w:val="en_US" w:bidi="en_US"/>
         </w:rPr>
-        <w:t>Revelation 7:10</w:t>
+        <w:t>Revelation 7:10 (#1)</w:t>
       </w:r>
       <w:r>
         <w:rPr>
@@ -5981,7 +5981,7 @@
         <w:rPr>
           <w:lang w:val="en_US" w:bidi="en_US"/>
         </w:rPr>
-        <w:t>Revelation 7:11</w:t>
+        <w:t>Revelation 7:11 (#1)</w:t>
       </w:r>
       <w:r>
         <w:rPr>
@@ -6044,7 +6044,7 @@
         <w:rPr>
           <w:lang w:val="en_US" w:bidi="en_US"/>
         </w:rPr>
-        <w:t>Revelation 7:14</w:t>
+        <w:t>Revelation 7:14 (#1)</w:t>
       </w:r>
       <w:r>
         <w:rPr>
@@ -6170,7 +6170,7 @@
         <w:rPr>
           <w:lang w:val="en_US" w:bidi="en_US"/>
         </w:rPr>
-        <w:t>Revelation 7:15–16</w:t>
+        <w:t>Revelation 7:15–16 (#1)</w:t>
       </w:r>
       <w:r>
         <w:rPr>
@@ -6233,7 +6233,7 @@
         <w:rPr>
           <w:lang w:val="en_US" w:bidi="en_US"/>
         </w:rPr>
-        <w:t>Revelation 7:17</w:t>
+        <w:t>Revelation 7:17 (#1)</w:t>
       </w:r>
       <w:r>
         <w:rPr>
@@ -6296,7 +6296,7 @@
         <w:rPr>
           <w:lang w:val="en_US" w:bidi="en_US"/>
         </w:rPr>
-        <w:t>Revelation 8:1</w:t>
+        <w:t>Revelation 8:1 (#1)</w:t>
       </w:r>
       <w:r>
         <w:rPr>
@@ -6359,7 +6359,7 @@
         <w:rPr>
           <w:lang w:val="en_US" w:bidi="en_US"/>
         </w:rPr>
-        <w:t>Revelation 8:2</w:t>
+        <w:t>Revelation 8:2 (#1)</w:t>
       </w:r>
       <w:r>
         <w:rPr>
@@ -6422,7 +6422,7 @@
         <w:rPr>
           <w:lang w:val="en_US" w:bidi="en_US"/>
         </w:rPr>
-        <w:t>Revelation 8:4</w:t>
+        <w:t>Revelation 8:4 (#1)</w:t>
       </w:r>
       <w:r>
         <w:rPr>
@@ -6485,7 +6485,7 @@
         <w:rPr>
           <w:lang w:val="en_US" w:bidi="en_US"/>
         </w:rPr>
-        <w:t>Revelation 8:5</w:t>
+        <w:t>Revelation 8:5 (#1)</w:t>
       </w:r>
       <w:r>
         <w:rPr>
@@ -6548,7 +6548,7 @@
         <w:rPr>
           <w:lang w:val="en_US" w:bidi="en_US"/>
         </w:rPr>
-        <w:t>Revelation 8:7</w:t>
+        <w:t>Revelation 8:7 (#1)</w:t>
       </w:r>
       <w:r>
         <w:rPr>
@@ -6582,36 +6582,36 @@
         <w:rPr>
           <w:lang w:val="en_US" w:bidi="en_US"/>
         </w:rPr>
-        <w:t>When the first tangel sounded a trumpet, a third of the earth was burned up along with a third of the trees and all the green grass.</w:t>
-      </w:r>
-      <w:r>
-        <w:rPr>
-          <w:lang w:val="en_US" w:bidi="en_US"/>
-        </w:rPr>
-      </w:r>
-      <w:r>
-        <w:rPr>
-          <w:lang w:val="en_US" w:bidi="en_US"/>
-        </w:rPr>
-      </w:r>
-    </w:p>
-    <w:p>
-      <w:pPr/>
-      <w:r>
-        <w:rPr>
-          <w:lang w:val="en_US" w:bidi="en_US"/>
-        </w:rPr>
-      </w:r>
-    </w:p>
-    <w:p>
-      <w:pPr>
-        <w:pStyle w:val="Heading2"/>
-      </w:pPr>
-      <w:r>
-        <w:rPr>
-          <w:lang w:val="en_US" w:bidi="en_US"/>
-        </w:rPr>
-        <w:t>Revelation 8:8–9</w:t>
+        <w:t>When the first angel sounded a trumpet, a third of the earth was burned up along with a third of the trees and all the green grass.</w:t>
+      </w:r>
+      <w:r>
+        <w:rPr>
+          <w:lang w:val="en_US" w:bidi="en_US"/>
+        </w:rPr>
+      </w:r>
+      <w:r>
+        <w:rPr>
+          <w:lang w:val="en_US" w:bidi="en_US"/>
+        </w:rPr>
+      </w:r>
+    </w:p>
+    <w:p>
+      <w:pPr/>
+      <w:r>
+        <w:rPr>
+          <w:lang w:val="en_US" w:bidi="en_US"/>
+        </w:rPr>
+      </w:r>
+    </w:p>
+    <w:p>
+      <w:pPr>
+        <w:pStyle w:val="Heading2"/>
+      </w:pPr>
+      <w:r>
+        <w:rPr>
+          <w:lang w:val="en_US" w:bidi="en_US"/>
+        </w:rPr>
+        <w:t>Revelation 8:8–9 (#1)</w:t>
       </w:r>
       <w:r>
         <w:rPr>
@@ -6674,7 +6674,7 @@
         <w:rPr>
           <w:lang w:val="en_US" w:bidi="en_US"/>
         </w:rPr>
-        <w:t>Revelation 8:10–11</w:t>
+        <w:t>Revelation 8:10–11 (#1)</w:t>
       </w:r>
       <w:r>
         <w:rPr>
@@ -6737,7 +6737,7 @@
         <w:rPr>
           <w:lang w:val="en_US" w:bidi="en_US"/>
         </w:rPr>
-        <w:t>Revelation 8:12</w:t>
+        <w:t>Revelation 8:12 (#1)</w:t>
       </w:r>
       <w:r>
         <w:rPr>
@@ -6800,70 +6800,70 @@
         <w:rPr>
           <w:lang w:val="en_US" w:bidi="en_US"/>
         </w:rPr>
-        <w:t>Revelation 8:13</w:t>
-      </w:r>
-      <w:r>
-        <w:rPr>
-          <w:lang w:val="en_US" w:bidi="en_US"/>
-        </w:rPr>
-      </w:r>
-    </w:p>
-    <w:p>
-      <w:pPr/>
-      <w:r>
-        <w:rPr>
-          <w:lang w:val="en_US" w:bidi="en_US"/>
-        </w:rPr>
-      </w:r>
-      <w:r>
-        <w:rPr>
-          <w:b/>
-          <w:lang w:val="en_US" w:bidi="en_US"/>
-        </w:rPr>
-        <w:t>Why did the eagle say “Woe, woe, woe to the ones living on the earth"?</w:t>
-      </w:r>
-    </w:p>
-    <w:p>
-      <w:pPr/>
-      <w:r>
-        <w:rPr>
-          <w:lang w:val="en_US" w:bidi="en_US"/>
-        </w:rPr>
-      </w:r>
-      <w:r>
-        <w:rPr>
-          <w:lang w:val="en_US" w:bidi="en_US"/>
-        </w:rPr>
-        <w:t>The eagle said “Woe, woe, woe, to the ones on the earth" because of the remaining three trumpet blasts.</w:t>
-      </w:r>
-      <w:r>
-        <w:rPr>
-          <w:lang w:val="en_US" w:bidi="en_US"/>
-        </w:rPr>
-      </w:r>
-      <w:r>
-        <w:rPr>
-          <w:lang w:val="en_US" w:bidi="en_US"/>
-        </w:rPr>
-      </w:r>
-    </w:p>
-    <w:p>
-      <w:pPr/>
-      <w:r>
-        <w:rPr>
-          <w:lang w:val="en_US" w:bidi="en_US"/>
-        </w:rPr>
-      </w:r>
-    </w:p>
-    <w:p>
-      <w:pPr>
-        <w:pStyle w:val="Heading2"/>
-      </w:pPr>
-      <w:r>
-        <w:rPr>
-          <w:lang w:val="en_US" w:bidi="en_US"/>
-        </w:rPr>
-        <w:t>Revelation 9:1</w:t>
+        <w:t>Revelation 8:13 (#1)</w:t>
+      </w:r>
+      <w:r>
+        <w:rPr>
+          <w:lang w:val="en_US" w:bidi="en_US"/>
+        </w:rPr>
+      </w:r>
+    </w:p>
+    <w:p>
+      <w:pPr/>
+      <w:r>
+        <w:rPr>
+          <w:lang w:val="en_US" w:bidi="en_US"/>
+        </w:rPr>
+      </w:r>
+      <w:r>
+        <w:rPr>
+          <w:b/>
+          <w:lang w:val="en_US" w:bidi="en_US"/>
+        </w:rPr>
+        <w:t>Why did the eagle say “Woe, woe, woe to the ones living on the earth”?</w:t>
+      </w:r>
+    </w:p>
+    <w:p>
+      <w:pPr/>
+      <w:r>
+        <w:rPr>
+          <w:lang w:val="en_US" w:bidi="en_US"/>
+        </w:rPr>
+      </w:r>
+      <w:r>
+        <w:rPr>
+          <w:lang w:val="en_US" w:bidi="en_US"/>
+        </w:rPr>
+        <w:t>The eagle said “Woe, woe, woe, to the ones on the earth” because of the remaining three trumpet blasts.</w:t>
+      </w:r>
+      <w:r>
+        <w:rPr>
+          <w:lang w:val="en_US" w:bidi="en_US"/>
+        </w:rPr>
+      </w:r>
+      <w:r>
+        <w:rPr>
+          <w:lang w:val="en_US" w:bidi="en_US"/>
+        </w:rPr>
+      </w:r>
+    </w:p>
+    <w:p>
+      <w:pPr/>
+      <w:r>
+        <w:rPr>
+          <w:lang w:val="en_US" w:bidi="en_US"/>
+        </w:rPr>
+      </w:r>
+    </w:p>
+    <w:p>
+      <w:pPr>
+        <w:pStyle w:val="Heading2"/>
+      </w:pPr>
+      <w:r>
+        <w:rPr>
+          <w:lang w:val="en_US" w:bidi="en_US"/>
+        </w:rPr>
+        <w:t>Revelation 9:1 (#1)</w:t>
       </w:r>
       <w:r>
         <w:rPr>
@@ -6926,7 +6926,7 @@
         <w:rPr>
           <w:lang w:val="en_US" w:bidi="en_US"/>
         </w:rPr>
-        <w:t>Revelation 9:2</w:t>
+        <w:t>Revelation 9:2 (#1)</w:t>
       </w:r>
       <w:r>
         <w:rPr>
@@ -6989,7 +6989,7 @@
         <w:rPr>
           <w:lang w:val="en_US" w:bidi="en_US"/>
         </w:rPr>
-        <w:t>Revelation 9:3–4</w:t>
+        <w:t>Revelation 9:3–4 (#1)</w:t>
       </w:r>
       <w:r>
         <w:rPr>
@@ -7052,7 +7052,7 @@
         <w:rPr>
           <w:lang w:val="en_US" w:bidi="en_US"/>
         </w:rPr>
-        <w:t>Revelation 9:6</w:t>
+        <w:t>Revelation 9:6 (#1)</w:t>
       </w:r>
       <w:r>
         <w:rPr>
@@ -7115,7 +7115,7 @@
         <w:rPr>
           <w:lang w:val="en_US" w:bidi="en_US"/>
         </w:rPr>
-        <w:t>Revelation 9:9</w:t>
+        <w:t>Revelation 9:9 (#1)</w:t>
       </w:r>
       <w:r>
         <w:rPr>
@@ -7178,7 +7178,7 @@
         <w:rPr>
           <w:lang w:val="en_US" w:bidi="en_US"/>
         </w:rPr>
-        <w:t>Revelation 9:11</w:t>
+        <w:t>Revelation 9:11 (#1)</w:t>
       </w:r>
       <w:r>
         <w:rPr>
@@ -7241,7 +7241,7 @@
         <w:rPr>
           <w:lang w:val="en_US" w:bidi="en_US"/>
         </w:rPr>
-        <w:t>Revelation 9:12</w:t>
+        <w:t>Revelation 9:12 (#1)</w:t>
       </w:r>
       <w:r>
         <w:rPr>
@@ -7275,36 +7275,36 @@
         <w:rPr>
           <w:lang w:val="en_US" w:bidi="en_US"/>
         </w:rPr>
-        <w:t>John called these locusts the "first woe."</w:t>
-      </w:r>
-      <w:r>
-        <w:rPr>
-          <w:lang w:val="en_US" w:bidi="en_US"/>
-        </w:rPr>
-      </w:r>
-      <w:r>
-        <w:rPr>
-          <w:lang w:val="en_US" w:bidi="en_US"/>
-        </w:rPr>
-      </w:r>
-    </w:p>
-    <w:p>
-      <w:pPr/>
-      <w:r>
-        <w:rPr>
-          <w:lang w:val="en_US" w:bidi="en_US"/>
-        </w:rPr>
-      </w:r>
-    </w:p>
-    <w:p>
-      <w:pPr>
-        <w:pStyle w:val="Heading2"/>
-      </w:pPr>
-      <w:r>
-        <w:rPr>
-          <w:lang w:val="en_US" w:bidi="en_US"/>
-        </w:rPr>
-        <w:t>Revelation 9:13</w:t>
+        <w:t>John called these locusts the “first woe.”</w:t>
+      </w:r>
+      <w:r>
+        <w:rPr>
+          <w:lang w:val="en_US" w:bidi="en_US"/>
+        </w:rPr>
+      </w:r>
+      <w:r>
+        <w:rPr>
+          <w:lang w:val="en_US" w:bidi="en_US"/>
+        </w:rPr>
+      </w:r>
+    </w:p>
+    <w:p>
+      <w:pPr/>
+      <w:r>
+        <w:rPr>
+          <w:lang w:val="en_US" w:bidi="en_US"/>
+        </w:rPr>
+      </w:r>
+    </w:p>
+    <w:p>
+      <w:pPr>
+        <w:pStyle w:val="Heading2"/>
+      </w:pPr>
+      <w:r>
+        <w:rPr>
+          <w:lang w:val="en_US" w:bidi="en_US"/>
+        </w:rPr>
+        <w:t>Revelation 9:13 (#1)</w:t>
       </w:r>
       <w:r>
         <w:rPr>
@@ -7367,7 +7367,7 @@
         <w:rPr>
           <w:lang w:val="en_US" w:bidi="en_US"/>
         </w:rPr>
-        <w:t>Revelation 9:15</w:t>
+        <w:t>Revelation 9:15 (#1)</w:t>
       </w:r>
       <w:r>
         <w:rPr>
@@ -7430,7 +7430,7 @@
         <w:rPr>
           <w:lang w:val="en_US" w:bidi="en_US"/>
         </w:rPr>
-        <w:t>Revelation 9:16</w:t>
+        <w:t>Revelation 9:16 (#1)</w:t>
       </w:r>
       <w:r>
         <w:rPr>
@@ -7493,7 +7493,7 @@
         <w:rPr>
           <w:lang w:val="en_US" w:bidi="en_US"/>
         </w:rPr>
-        <w:t>Revelation 9:18</w:t>
+        <w:t>Revelation 9:18 (#1)</w:t>
       </w:r>
       <w:r>
         <w:rPr>
@@ -7556,7 +7556,7 @@
         <w:rPr>
           <w:lang w:val="en_US" w:bidi="en_US"/>
         </w:rPr>
-        <w:t>Revelation 9:20</w:t>
+        <w:t>Revelation 9:20 (#1)</w:t>
       </w:r>
       <w:r>
         <w:rPr>
@@ -7619,7 +7619,7 @@
         <w:rPr>
           <w:lang w:val="en_US" w:bidi="en_US"/>
         </w:rPr>
-        <w:t>Revelation 10:1</w:t>
+        <w:t>Revelation 10:1 (#1)</w:t>
       </w:r>
       <w:r>
         <w:rPr>
@@ -7682,7 +7682,7 @@
         <w:rPr>
           <w:lang w:val="en_US" w:bidi="en_US"/>
         </w:rPr>
-        <w:t>Revelation 10:2</w:t>
+        <w:t>Revelation 10:2 (#1)</w:t>
       </w:r>
       <w:r>
         <w:rPr>
@@ -7745,7 +7745,7 @@
         <w:rPr>
           <w:lang w:val="en_US" w:bidi="en_US"/>
         </w:rPr>
-        <w:t>Revelation 10:4</w:t>
+        <w:t>Revelation 10:4 (#1)</w:t>
       </w:r>
       <w:r>
         <w:rPr>
@@ -7808,7 +7808,7 @@
         <w:rPr>
           <w:lang w:val="en_US" w:bidi="en_US"/>
         </w:rPr>
-        <w:t>Revelation 10:6</w:t>
+        <w:t>Revelation 10:6 (#1)</w:t>
       </w:r>
       <w:r>
         <w:rPr>
@@ -7871,7 +7871,7 @@
         <w:rPr>
           <w:lang w:val="en_US" w:bidi="en_US"/>
         </w:rPr>
-        <w:t>Revelation 10:7</w:t>
+        <w:t>Revelation 10:7 (#1)</w:t>
       </w:r>
       <w:r>
         <w:rPr>
@@ -7934,7 +7934,7 @@
         <w:rPr>
           <w:lang w:val="en_US" w:bidi="en_US"/>
         </w:rPr>
-        <w:t>Revelation 10:8</w:t>
+        <w:t>Revelation 10:8 (#1)</w:t>
       </w:r>
       <w:r>
         <w:rPr>
@@ -7997,7 +7997,7 @@
         <w:rPr>
           <w:lang w:val="en_US" w:bidi="en_US"/>
         </w:rPr>
-        <w:t>Revelation 10:9</w:t>
+        <w:t>Revelation 10:9 (#1)</w:t>
       </w:r>
       <w:r>
         <w:rPr>
@@ -8060,7 +8060,7 @@
         <w:rPr>
           <w:lang w:val="en_US" w:bidi="en_US"/>
         </w:rPr>
-        <w:t>Revelation 10:11</w:t>
+        <w:t>Revelation 10:11 (#1)</w:t>
       </w:r>
       <w:r>
         <w:rPr>
@@ -8123,7 +8123,7 @@
         <w:rPr>
           <w:lang w:val="en_US" w:bidi="en_US"/>
         </w:rPr>
-        <w:t>Revelation 11:1</w:t>
+        <w:t>Revelation 11:1 (#1)</w:t>
       </w:r>
       <w:r>
         <w:rPr>
@@ -8186,7 +8186,7 @@
         <w:rPr>
           <w:lang w:val="en_US" w:bidi="en_US"/>
         </w:rPr>
-        <w:t>Revelation 11:2</w:t>
+        <w:t>Revelation 11:2 (#1)</w:t>
       </w:r>
       <w:r>
         <w:rPr>
@@ -8249,7 +8249,7 @@
         <w:rPr>
           <w:lang w:val="en_US" w:bidi="en_US"/>
         </w:rPr>
-        <w:t>Revelation 11:5</w:t>
+        <w:t>Revelation 11:5 (#1)</w:t>
       </w:r>
       <w:r>
         <w:rPr>
@@ -8312,7 +8312,7 @@
         <w:rPr>
           <w:lang w:val="en_US" w:bidi="en_US"/>
         </w:rPr>
-        <w:t>Revelation 11:8</w:t>
+        <w:t>Revelation 11:8 (#1)</w:t>
       </w:r>
       <w:r>
         <w:rPr>
@@ -8375,7 +8375,7 @@
         <w:rPr>
           <w:lang w:val="en_US" w:bidi="en_US"/>
         </w:rPr>
-        <w:t>Revelation 11:10</w:t>
+        <w:t>Revelation 11:10 (#1)</w:t>
       </w:r>
       <w:r>
         <w:rPr>
@@ -8438,7 +8438,7 @@
         <w:rPr>
           <w:lang w:val="en_US" w:bidi="en_US"/>
         </w:rPr>
-        <w:t>Revelation 11:11–12</w:t>
+        <w:t>Revelation 11:11–12 (#1)</w:t>
       </w:r>
       <w:r>
         <w:rPr>
@@ -8501,7 +8501,7 @@
         <w:rPr>
           <w:lang w:val="en_US" w:bidi="en_US"/>
         </w:rPr>
-        <w:t>Revelation 11:14</w:t>
+        <w:t>Revelation 11:14 (#1)</w:t>
       </w:r>
       <w:r>
         <w:rPr>
@@ -8535,36 +8535,36 @@
         <w:rPr>
           <w:lang w:val="en_US" w:bidi="en_US"/>
         </w:rPr>
-        <w:t>After the two witnesses go up to heaven and there is an earthquake, the second woe has passed</w:t>
-      </w:r>
-      <w:r>
-        <w:rPr>
-          <w:lang w:val="en_US" w:bidi="en_US"/>
-        </w:rPr>
-      </w:r>
-      <w:r>
-        <w:rPr>
-          <w:lang w:val="en_US" w:bidi="en_US"/>
-        </w:rPr>
-      </w:r>
-    </w:p>
-    <w:p>
-      <w:pPr/>
-      <w:r>
-        <w:rPr>
-          <w:lang w:val="en_US" w:bidi="en_US"/>
-        </w:rPr>
-      </w:r>
-    </w:p>
-    <w:p>
-      <w:pPr>
-        <w:pStyle w:val="Heading2"/>
-      </w:pPr>
-      <w:r>
-        <w:rPr>
-          <w:lang w:val="en_US" w:bidi="en_US"/>
-        </w:rPr>
-        <w:t>Revelation 11:15</w:t>
+        <w:t>After the two witnesses go up to heaven and there is an earthquake, the second woe has passed.</w:t>
+      </w:r>
+      <w:r>
+        <w:rPr>
+          <w:lang w:val="en_US" w:bidi="en_US"/>
+        </w:rPr>
+      </w:r>
+      <w:r>
+        <w:rPr>
+          <w:lang w:val="en_US" w:bidi="en_US"/>
+        </w:rPr>
+      </w:r>
+    </w:p>
+    <w:p>
+      <w:pPr/>
+      <w:r>
+        <w:rPr>
+          <w:lang w:val="en_US" w:bidi="en_US"/>
+        </w:rPr>
+      </w:r>
+    </w:p>
+    <w:p>
+      <w:pPr>
+        <w:pStyle w:val="Heading2"/>
+      </w:pPr>
+      <w:r>
+        <w:rPr>
+          <w:lang w:val="en_US" w:bidi="en_US"/>
+        </w:rPr>
+        <w:t>Revelation 11:15 (#1)</w:t>
       </w:r>
       <w:r>
         <w:rPr>
@@ -8627,7 +8627,7 @@
         <w:rPr>
           <w:lang w:val="en_US" w:bidi="en_US"/>
         </w:rPr>
-        <w:t>Revelation 11:17</w:t>
+        <w:t>Revelation 11:17 (#1)</w:t>
       </w:r>
       <w:r>
         <w:rPr>
@@ -8690,7 +8690,7 @@
         <w:rPr>
           <w:lang w:val="en_US" w:bidi="en_US"/>
         </w:rPr>
-        <w:t>Revelation 11:18</w:t>
+        <w:t>Revelation 11:18 (#1)</w:t>
       </w:r>
       <w:r>
         <w:rPr>
@@ -8753,7 +8753,7 @@
         <w:rPr>
           <w:lang w:val="en_US" w:bidi="en_US"/>
         </w:rPr>
-        <w:t>Revelation 11:19</w:t>
+        <w:t>Revelation 11:19 (#1)</w:t>
       </w:r>
       <w:r>
         <w:rPr>
@@ -8816,7 +8816,7 @@
         <w:rPr>
           <w:lang w:val="en_US" w:bidi="en_US"/>
         </w:rPr>
-        <w:t>Revelation 12:1</w:t>
+        <w:t>Revelation 12:1 (#1)</w:t>
       </w:r>
       <w:r>
         <w:rPr>
@@ -8879,7 +8879,7 @@
         <w:rPr>
           <w:lang w:val="en_US" w:bidi="en_US"/>
         </w:rPr>
-        <w:t>Revelation 12:3</w:t>
+        <w:t>Revelation 12:3 (#1)</w:t>
       </w:r>
       <w:r>
         <w:rPr>
@@ -8942,69 +8942,6 @@
         <w:rPr>
           <w:lang w:val="en_US" w:bidi="en_US"/>
         </w:rPr>
-        <w:t>Revelation 12:4</w:t>
-      </w:r>
-      <w:r>
-        <w:rPr>
-          <w:lang w:val="en_US" w:bidi="en_US"/>
-        </w:rPr>
-      </w:r>
-    </w:p>
-    <w:p>
-      <w:pPr/>
-      <w:r>
-        <w:rPr>
-          <w:lang w:val="en_US" w:bidi="en_US"/>
-        </w:rPr>
-      </w:r>
-      <w:r>
-        <w:rPr>
-          <w:b/>
-          <w:lang w:val="en_US" w:bidi="en_US"/>
-        </w:rPr>
-        <w:t>What did the dragon's tail do?</w:t>
-      </w:r>
-    </w:p>
-    <w:p>
-      <w:pPr/>
-      <w:r>
-        <w:rPr>
-          <w:lang w:val="en_US" w:bidi="en_US"/>
-        </w:rPr>
-      </w:r>
-      <w:r>
-        <w:rPr>
-          <w:lang w:val="en_US" w:bidi="en_US"/>
-        </w:rPr>
-        <w:t>The dragon's tail swept away a third of the stars of heaven and hurled them down to earth.</w:t>
-      </w:r>
-      <w:r>
-        <w:rPr>
-          <w:lang w:val="en_US" w:bidi="en_US"/>
-        </w:rPr>
-      </w:r>
-      <w:r>
-        <w:rPr>
-          <w:lang w:val="en_US" w:bidi="en_US"/>
-        </w:rPr>
-      </w:r>
-    </w:p>
-    <w:p>
-      <w:pPr/>
-      <w:r>
-        <w:rPr>
-          <w:lang w:val="en_US" w:bidi="en_US"/>
-        </w:rPr>
-      </w:r>
-    </w:p>
-    <w:p>
-      <w:pPr>
-        <w:pStyle w:val="Heading2"/>
-      </w:pPr>
-      <w:r>
-        <w:rPr>
-          <w:lang w:val="en_US" w:bidi="en_US"/>
-        </w:rPr>
         <w:t>Revelation 12:4 (#2)</w:t>
       </w:r>
       <w:r>
@@ -9039,36 +8976,99 @@
         <w:rPr>
           <w:lang w:val="en_US" w:bidi="en_US"/>
         </w:rPr>
-        <w:t>The dragon wanted to devour the woman's child when she gave birth.</w:t>
-      </w:r>
-      <w:r>
-        <w:rPr>
-          <w:lang w:val="en_US" w:bidi="en_US"/>
-        </w:rPr>
-      </w:r>
-      <w:r>
-        <w:rPr>
-          <w:lang w:val="en_US" w:bidi="en_US"/>
-        </w:rPr>
-      </w:r>
-    </w:p>
-    <w:p>
-      <w:pPr/>
-      <w:r>
-        <w:rPr>
-          <w:lang w:val="en_US" w:bidi="en_US"/>
-        </w:rPr>
-      </w:r>
-    </w:p>
-    <w:p>
-      <w:pPr>
-        <w:pStyle w:val="Heading2"/>
-      </w:pPr>
-      <w:r>
-        <w:rPr>
-          <w:lang w:val="en_US" w:bidi="en_US"/>
-        </w:rPr>
-        <w:t>Revelation 12:5</w:t>
+        <w:t>The dragon wanted to devour the woman’s child when she gave birth.</w:t>
+      </w:r>
+      <w:r>
+        <w:rPr>
+          <w:lang w:val="en_US" w:bidi="en_US"/>
+        </w:rPr>
+      </w:r>
+      <w:r>
+        <w:rPr>
+          <w:lang w:val="en_US" w:bidi="en_US"/>
+        </w:rPr>
+      </w:r>
+    </w:p>
+    <w:p>
+      <w:pPr/>
+      <w:r>
+        <w:rPr>
+          <w:lang w:val="en_US" w:bidi="en_US"/>
+        </w:rPr>
+      </w:r>
+    </w:p>
+    <w:p>
+      <w:pPr>
+        <w:pStyle w:val="Heading2"/>
+      </w:pPr>
+      <w:r>
+        <w:rPr>
+          <w:lang w:val="en_US" w:bidi="en_US"/>
+        </w:rPr>
+        <w:t>Revelation 12:4 (#1)</w:t>
+      </w:r>
+      <w:r>
+        <w:rPr>
+          <w:lang w:val="en_US" w:bidi="en_US"/>
+        </w:rPr>
+      </w:r>
+    </w:p>
+    <w:p>
+      <w:pPr/>
+      <w:r>
+        <w:rPr>
+          <w:lang w:val="en_US" w:bidi="en_US"/>
+        </w:rPr>
+      </w:r>
+      <w:r>
+        <w:rPr>
+          <w:b/>
+          <w:lang w:val="en_US" w:bidi="en_US"/>
+        </w:rPr>
+        <w:t>What did the dragon’s tail do?</w:t>
+      </w:r>
+    </w:p>
+    <w:p>
+      <w:pPr/>
+      <w:r>
+        <w:rPr>
+          <w:lang w:val="en_US" w:bidi="en_US"/>
+        </w:rPr>
+      </w:r>
+      <w:r>
+        <w:rPr>
+          <w:lang w:val="en_US" w:bidi="en_US"/>
+        </w:rPr>
+        <w:t>The dragon’s tail swept away a third of the stars of heaven and hurled them down to earth.</w:t>
+      </w:r>
+      <w:r>
+        <w:rPr>
+          <w:lang w:val="en_US" w:bidi="en_US"/>
+        </w:rPr>
+      </w:r>
+      <w:r>
+        <w:rPr>
+          <w:lang w:val="en_US" w:bidi="en_US"/>
+        </w:rPr>
+      </w:r>
+    </w:p>
+    <w:p>
+      <w:pPr/>
+      <w:r>
+        <w:rPr>
+          <w:lang w:val="en_US" w:bidi="en_US"/>
+        </w:rPr>
+      </w:r>
+    </w:p>
+    <w:p>
+      <w:pPr>
+        <w:pStyle w:val="Heading2"/>
+      </w:pPr>
+      <w:r>
+        <w:rPr>
+          <w:lang w:val="en_US" w:bidi="en_US"/>
+        </w:rPr>
+        <w:t>Revelation 12:5 (#1)</w:t>
       </w:r>
       <w:r>
         <w:rPr>
@@ -9194,7 +9194,7 @@
         <w:rPr>
           <w:lang w:val="en_US" w:bidi="en_US"/>
         </w:rPr>
-        <w:t>Revelation 12:6</w:t>
+        <w:t>Revelation 12:6 (#1)</w:t>
       </w:r>
       <w:r>
         <w:rPr>
@@ -9257,7 +9257,7 @@
         <w:rPr>
           <w:lang w:val="en_US" w:bidi="en_US"/>
         </w:rPr>
-        <w:t>Revelation 12:7</w:t>
+        <w:t>Revelation 12:7 (#1)</w:t>
       </w:r>
       <w:r>
         <w:rPr>
@@ -9320,7 +9320,7 @@
         <w:rPr>
           <w:lang w:val="en_US" w:bidi="en_US"/>
         </w:rPr>
-        <w:t>Revelation 12:9</w:t>
+        <w:t>Revelation 12:9 (#1)</w:t>
       </w:r>
       <w:r>
         <w:rPr>
@@ -9446,7 +9446,7 @@
         <w:rPr>
           <w:lang w:val="en_US" w:bidi="en_US"/>
         </w:rPr>
-        <w:t>Revelation 12:11</w:t>
+        <w:t>Revelation 12:11 (#1)</w:t>
       </w:r>
       <w:r>
         <w:rPr>
@@ -9509,7 +9509,7 @@
         <w:rPr>
           <w:lang w:val="en_US" w:bidi="en_US"/>
         </w:rPr>
-        <w:t>Revelation 12:12</w:t>
+        <w:t>Revelation 12:12 (#1)</w:t>
       </w:r>
       <w:r>
         <w:rPr>
@@ -9572,7 +9572,7 @@
         <w:rPr>
           <w:lang w:val="en_US" w:bidi="en_US"/>
         </w:rPr>
-        <w:t>Revelation 12:13–14</w:t>
+        <w:t>Revelation 12:13–14 (#1)</w:t>
       </w:r>
       <w:r>
         <w:rPr>
@@ -9635,7 +9635,7 @@
         <w:rPr>
           <w:lang w:val="en_US" w:bidi="en_US"/>
         </w:rPr>
-        <w:t>Revelation 12:15–17</w:t>
+        <w:t>Revelation 12:15–17 (#1)</w:t>
       </w:r>
       <w:r>
         <w:rPr>
@@ -9698,7 +9698,7 @@
         <w:rPr>
           <w:lang w:val="en_US" w:bidi="en_US"/>
         </w:rPr>
-        <w:t>Revelation 13:1</w:t>
+        <w:t>Revelation 13:1 (#1)</w:t>
       </w:r>
       <w:r>
         <w:rPr>
@@ -9761,7 +9761,7 @@
         <w:rPr>
           <w:lang w:val="en_US" w:bidi="en_US"/>
         </w:rPr>
-        <w:t>Revelation 13:2</w:t>
+        <w:t>Revelation 13:2 (#1)</w:t>
       </w:r>
       <w:r>
         <w:rPr>
@@ -9824,7 +9824,7 @@
         <w:rPr>
           <w:lang w:val="en_US" w:bidi="en_US"/>
         </w:rPr>
-        <w:t>Revelation 13:3</w:t>
+        <w:t>Revelation 13:3 (#1)</w:t>
       </w:r>
       <w:r>
         <w:rPr>
@@ -9887,7 +9887,7 @@
         <w:rPr>
           <w:lang w:val="en_US" w:bidi="en_US"/>
         </w:rPr>
-        <w:t>Revelation 13:5–6</w:t>
+        <w:t>Revelation 13:5–6 (#1)</w:t>
       </w:r>
       <w:r>
         <w:rPr>
@@ -9950,7 +9950,7 @@
         <w:rPr>
           <w:lang w:val="en_US" w:bidi="en_US"/>
         </w:rPr>
-        <w:t>Revelation 13:7</w:t>
+        <w:t>Revelation 13:7 (#1)</w:t>
       </w:r>
       <w:r>
         <w:rPr>
@@ -10013,7 +10013,7 @@
         <w:rPr>
           <w:lang w:val="en_US" w:bidi="en_US"/>
         </w:rPr>
-        <w:t>Revelation 13:8</w:t>
+        <w:t>Revelation 13:8 (#1)</w:t>
       </w:r>
       <w:r>
         <w:rPr>
@@ -10076,7 +10076,7 @@
         <w:rPr>
           <w:lang w:val="en_US" w:bidi="en_US"/>
         </w:rPr>
-        <w:t>Revelation 13:10</w:t>
+        <w:t>Revelation 13:10 (#1)</w:t>
       </w:r>
       <w:r>
         <w:rPr>
@@ -10139,7 +10139,7 @@
         <w:rPr>
           <w:lang w:val="en_US" w:bidi="en_US"/>
         </w:rPr>
-        <w:t>Revelation 13:11</w:t>
+        <w:t>Revelation 13:11 (#1)</w:t>
       </w:r>
       <w:r>
         <w:rPr>
@@ -10236,36 +10236,36 @@
         <w:rPr>
           <w:lang w:val="en_US" w:bidi="en_US"/>
         </w:rPr>
-        <w:t>The other beast had horns like a lamb but its voice sounded like a dragon's voice (it was speaking like a dragon).</w:t>
-      </w:r>
-      <w:r>
-        <w:rPr>
-          <w:lang w:val="en_US" w:bidi="en_US"/>
-        </w:rPr>
-      </w:r>
-      <w:r>
-        <w:rPr>
-          <w:lang w:val="en_US" w:bidi="en_US"/>
-        </w:rPr>
-      </w:r>
-    </w:p>
-    <w:p>
-      <w:pPr/>
-      <w:r>
-        <w:rPr>
-          <w:lang w:val="en_US" w:bidi="en_US"/>
-        </w:rPr>
-      </w:r>
-    </w:p>
-    <w:p>
-      <w:pPr>
-        <w:pStyle w:val="Heading2"/>
-      </w:pPr>
-      <w:r>
-        <w:rPr>
-          <w:lang w:val="en_US" w:bidi="en_US"/>
-        </w:rPr>
-        <w:t>Revelation 13:12</w:t>
+        <w:t>The other beast had horns like a lamb but its voice sounded like a dragon’s voice (it was speaking like a dragon).</w:t>
+      </w:r>
+      <w:r>
+        <w:rPr>
+          <w:lang w:val="en_US" w:bidi="en_US"/>
+        </w:rPr>
+      </w:r>
+      <w:r>
+        <w:rPr>
+          <w:lang w:val="en_US" w:bidi="en_US"/>
+        </w:rPr>
+      </w:r>
+    </w:p>
+    <w:p>
+      <w:pPr/>
+      <w:r>
+        <w:rPr>
+          <w:lang w:val="en_US" w:bidi="en_US"/>
+        </w:rPr>
+      </w:r>
+    </w:p>
+    <w:p>
+      <w:pPr>
+        <w:pStyle w:val="Heading2"/>
+      </w:pPr>
+      <w:r>
+        <w:rPr>
+          <w:lang w:val="en_US" w:bidi="en_US"/>
+        </w:rPr>
+        <w:t>Revelation 13:12 (#1)</w:t>
       </w:r>
       <w:r>
         <w:rPr>
@@ -10328,7 +10328,7 @@
         <w:rPr>
           <w:lang w:val="en_US" w:bidi="en_US"/>
         </w:rPr>
-        <w:t>Revelation 13:15</w:t>
+        <w:t>Revelation 13:15 (#1)</w:t>
       </w:r>
       <w:r>
         <w:rPr>
@@ -10391,7 +10391,7 @@
         <w:rPr>
           <w:lang w:val="en_US" w:bidi="en_US"/>
         </w:rPr>
-        <w:t>Revelation 13:16</w:t>
+        <w:t>Revelation 13:16 (#1)</w:t>
       </w:r>
       <w:r>
         <w:rPr>
@@ -10454,7 +10454,7 @@
         <w:rPr>
           <w:lang w:val="en_US" w:bidi="en_US"/>
         </w:rPr>
-        <w:t>Revelation 13:18</w:t>
+        <w:t>Revelation 13:18 (#1)</w:t>
       </w:r>
       <w:r>
         <w:rPr>
@@ -10517,7 +10517,7 @@
         <w:rPr>
           <w:lang w:val="en_US" w:bidi="en_US"/>
         </w:rPr>
-        <w:t>Revelation 14:1</w:t>
+        <w:t>Revelation 14:1 (#1)</w:t>
       </w:r>
       <w:r>
         <w:rPr>
@@ -10580,7 +10580,7 @@
         <w:rPr>
           <w:lang w:val="en_US" w:bidi="en_US"/>
         </w:rPr>
-        <w:t>Revelation 14:3</w:t>
+        <w:t>Revelation 14:3 (#1)</w:t>
       </w:r>
       <w:r>
         <w:rPr>
@@ -10643,7 +10643,7 @@
         <w:rPr>
           <w:lang w:val="en_US" w:bidi="en_US"/>
         </w:rPr>
-        <w:t>Revelation 14:4–5</w:t>
+        <w:t>Revelation 14:4–5 (#1)</w:t>
       </w:r>
       <w:r>
         <w:rPr>
@@ -10706,7 +10706,7 @@
         <w:rPr>
           <w:lang w:val="en_US" w:bidi="en_US"/>
         </w:rPr>
-        <w:t>Revelation 14:6</w:t>
+        <w:t>Revelation 14:6 (#1)</w:t>
       </w:r>
       <w:r>
         <w:rPr>
@@ -10769,7 +10769,70 @@
         <w:rPr>
           <w:lang w:val="en_US" w:bidi="en_US"/>
         </w:rPr>
-        <w:t>Revelation 14:7</w:t>
+        <w:t>Revelation 14:7 (#2)</w:t>
+      </w:r>
+      <w:r>
+        <w:rPr>
+          <w:lang w:val="en_US" w:bidi="en_US"/>
+        </w:rPr>
+      </w:r>
+    </w:p>
+    <w:p>
+      <w:pPr/>
+      <w:r>
+        <w:rPr>
+          <w:lang w:val="en_US" w:bidi="en_US"/>
+        </w:rPr>
+      </w:r>
+      <w:r>
+        <w:rPr>
+          <w:b/>
+          <w:lang w:val="en_US" w:bidi="en_US"/>
+        </w:rPr>
+        <w:t>What hour (time) did the angel say had come?</w:t>
+      </w:r>
+    </w:p>
+    <w:p>
+      <w:pPr/>
+      <w:r>
+        <w:rPr>
+          <w:lang w:val="en_US" w:bidi="en_US"/>
+        </w:rPr>
+      </w:r>
+      <w:r>
+        <w:rPr>
+          <w:lang w:val="en_US" w:bidi="en_US"/>
+        </w:rPr>
+        <w:t>The angel said the hour of God’s judgment had come.</w:t>
+      </w:r>
+      <w:r>
+        <w:rPr>
+          <w:lang w:val="en_US" w:bidi="en_US"/>
+        </w:rPr>
+      </w:r>
+      <w:r>
+        <w:rPr>
+          <w:lang w:val="en_US" w:bidi="en_US"/>
+        </w:rPr>
+      </w:r>
+    </w:p>
+    <w:p>
+      <w:pPr/>
+      <w:r>
+        <w:rPr>
+          <w:lang w:val="en_US" w:bidi="en_US"/>
+        </w:rPr>
+      </w:r>
+    </w:p>
+    <w:p>
+      <w:pPr>
+        <w:pStyle w:val="Heading2"/>
+      </w:pPr>
+      <w:r>
+        <w:rPr>
+          <w:lang w:val="en_US" w:bidi="en_US"/>
+        </w:rPr>
+        <w:t>Revelation 14:7 (#1)</w:t>
       </w:r>
       <w:r>
         <w:rPr>
@@ -10832,70 +10895,7 @@
         <w:rPr>
           <w:lang w:val="en_US" w:bidi="en_US"/>
         </w:rPr>
-        <w:t>Revelation 14:7 (#2)</w:t>
-      </w:r>
-      <w:r>
-        <w:rPr>
-          <w:lang w:val="en_US" w:bidi="en_US"/>
-        </w:rPr>
-      </w:r>
-    </w:p>
-    <w:p>
-      <w:pPr/>
-      <w:r>
-        <w:rPr>
-          <w:lang w:val="en_US" w:bidi="en_US"/>
-        </w:rPr>
-      </w:r>
-      <w:r>
-        <w:rPr>
-          <w:b/>
-          <w:lang w:val="en_US" w:bidi="en_US"/>
-        </w:rPr>
-        <w:t>What hour (time) did the angel say had come?</w:t>
-      </w:r>
-    </w:p>
-    <w:p>
-      <w:pPr/>
-      <w:r>
-        <w:rPr>
-          <w:lang w:val="en_US" w:bidi="en_US"/>
-        </w:rPr>
-      </w:r>
-      <w:r>
-        <w:rPr>
-          <w:lang w:val="en_US" w:bidi="en_US"/>
-        </w:rPr>
-        <w:t>The angel said the hour of God’s judgment had come.</w:t>
-      </w:r>
-      <w:r>
-        <w:rPr>
-          <w:lang w:val="en_US" w:bidi="en_US"/>
-        </w:rPr>
-      </w:r>
-      <w:r>
-        <w:rPr>
-          <w:lang w:val="en_US" w:bidi="en_US"/>
-        </w:rPr>
-      </w:r>
-    </w:p>
-    <w:p>
-      <w:pPr/>
-      <w:r>
-        <w:rPr>
-          <w:lang w:val="en_US" w:bidi="en_US"/>
-        </w:rPr>
-      </w:r>
-    </w:p>
-    <w:p>
-      <w:pPr>
-        <w:pStyle w:val="Heading2"/>
-      </w:pPr>
-      <w:r>
-        <w:rPr>
-          <w:lang w:val="en_US" w:bidi="en_US"/>
-        </w:rPr>
-        <w:t>Revelation 14:8</w:t>
+        <w:t>Revelation 14:8 (#1)</w:t>
       </w:r>
       <w:r>
         <w:rPr>
@@ -10958,7 +10958,7 @@
         <w:rPr>
           <w:lang w:val="en_US" w:bidi="en_US"/>
         </w:rPr>
-        <w:t>Revelation 14:10</w:t>
+        <w:t>Revelation 14:10 (#1)</w:t>
       </w:r>
       <w:r>
         <w:rPr>
@@ -11021,7 +11021,7 @@
         <w:rPr>
           <w:lang w:val="en_US" w:bidi="en_US"/>
         </w:rPr>
-        <w:t>Revelation 14:12</w:t>
+        <w:t>Revelation 14:12 (#1)</w:t>
       </w:r>
       <w:r>
         <w:rPr>
@@ -11084,7 +11084,7 @@
         <w:rPr>
           <w:lang w:val="en_US" w:bidi="en_US"/>
         </w:rPr>
-        <w:t>Revelation 14:14</w:t>
+        <w:t>Revelation 14:14 (#1)</w:t>
       </w:r>
       <w:r>
         <w:rPr>
@@ -11147,7 +11147,7 @@
         <w:rPr>
           <w:lang w:val="en_US" w:bidi="en_US"/>
         </w:rPr>
-        <w:t>Revelation 14:16</w:t>
+        <w:t>Revelation 14:16 (#1)</w:t>
       </w:r>
       <w:r>
         <w:rPr>
@@ -11210,7 +11210,7 @@
         <w:rPr>
           <w:lang w:val="en_US" w:bidi="en_US"/>
         </w:rPr>
-        <w:t>Revelation 14:19</w:t>
+        <w:t>Revelation 14:19 (#1)</w:t>
       </w:r>
       <w:r>
         <w:rPr>
@@ -11273,7 +11273,7 @@
         <w:rPr>
           <w:lang w:val="en_US" w:bidi="en_US"/>
         </w:rPr>
-        <w:t>Revelation 14:20</w:t>
+        <w:t>Revelation 14:20 (#1)</w:t>
       </w:r>
       <w:r>
         <w:rPr>
@@ -11336,7 +11336,7 @@
         <w:rPr>
           <w:lang w:val="en_US" w:bidi="en_US"/>
         </w:rPr>
-        <w:t>Revelation 15:1</w:t>
+        <w:t>Revelation 15:1 (#1)</w:t>
       </w:r>
       <w:r>
         <w:rPr>
@@ -11399,7 +11399,7 @@
         <w:rPr>
           <w:lang w:val="en_US" w:bidi="en_US"/>
         </w:rPr>
-        <w:t>Revelation 15:2</w:t>
+        <w:t>Revelation 15:2 (#1)</w:t>
       </w:r>
       <w:r>
         <w:rPr>
@@ -11462,7 +11462,7 @@
         <w:rPr>
           <w:lang w:val="en_US" w:bidi="en_US"/>
         </w:rPr>
-        <w:t>Revelation 15:3</w:t>
+        <w:t>Revelation 15:3 (#1)</w:t>
       </w:r>
       <w:r>
         <w:rPr>
@@ -11588,7 +11588,7 @@
         <w:rPr>
           <w:lang w:val="en_US" w:bidi="en_US"/>
         </w:rPr>
-        <w:t>Revelation 15:4</w:t>
+        <w:t>Revelation 15:4 (#1)</w:t>
       </w:r>
       <w:r>
         <w:rPr>
@@ -11651,7 +11651,7 @@
         <w:rPr>
           <w:lang w:val="en_US" w:bidi="en_US"/>
         </w:rPr>
-        <w:t>Revelation 15:6</w:t>
+        <w:t>Revelation 15:6 (#1)</w:t>
       </w:r>
       <w:r>
         <w:rPr>
@@ -11714,7 +11714,7 @@
         <w:rPr>
           <w:lang w:val="en_US" w:bidi="en_US"/>
         </w:rPr>
-        <w:t>Revelation 15:7</w:t>
+        <w:t>Revelation 15:7 (#1)</w:t>
       </w:r>
       <w:r>
         <w:rPr>
@@ -11748,36 +11748,36 @@
         <w:rPr>
           <w:lang w:val="en_US" w:bidi="en_US"/>
         </w:rPr>
-        <w:t>One of the four living creatures gave the seven angelsseven bowls full of the wrath of God.</w:t>
-      </w:r>
-      <w:r>
-        <w:rPr>
-          <w:lang w:val="en_US" w:bidi="en_US"/>
-        </w:rPr>
-      </w:r>
-      <w:r>
-        <w:rPr>
-          <w:lang w:val="en_US" w:bidi="en_US"/>
-        </w:rPr>
-      </w:r>
-    </w:p>
-    <w:p>
-      <w:pPr/>
-      <w:r>
-        <w:rPr>
-          <w:lang w:val="en_US" w:bidi="en_US"/>
-        </w:rPr>
-      </w:r>
-    </w:p>
-    <w:p>
-      <w:pPr>
-        <w:pStyle w:val="Heading2"/>
-      </w:pPr>
-      <w:r>
-        <w:rPr>
-          <w:lang w:val="en_US" w:bidi="en_US"/>
-        </w:rPr>
-        <w:t>Revelation 15:8</w:t>
+        <w:t>One of the four living creatures gave the seven angels seven bowls full of the wrath of God.</w:t>
+      </w:r>
+      <w:r>
+        <w:rPr>
+          <w:lang w:val="en_US" w:bidi="en_US"/>
+        </w:rPr>
+      </w:r>
+      <w:r>
+        <w:rPr>
+          <w:lang w:val="en_US" w:bidi="en_US"/>
+        </w:rPr>
+      </w:r>
+    </w:p>
+    <w:p>
+      <w:pPr/>
+      <w:r>
+        <w:rPr>
+          <w:lang w:val="en_US" w:bidi="en_US"/>
+        </w:rPr>
+      </w:r>
+    </w:p>
+    <w:p>
+      <w:pPr>
+        <w:pStyle w:val="Heading2"/>
+      </w:pPr>
+      <w:r>
+        <w:rPr>
+          <w:lang w:val="en_US" w:bidi="en_US"/>
+        </w:rPr>
+        <w:t>Revelation 15:8 (#1)</w:t>
       </w:r>
       <w:r>
         <w:rPr>
@@ -11840,7 +11840,7 @@
         <w:rPr>
           <w:lang w:val="en_US" w:bidi="en_US"/>
         </w:rPr>
-        <w:t>Revelation 16:1</w:t>
+        <w:t>Revelation 16:1 (#1)</w:t>
       </w:r>
       <w:r>
         <w:rPr>
@@ -11903,7 +11903,7 @@
         <w:rPr>
           <w:lang w:val="en_US" w:bidi="en_US"/>
         </w:rPr>
-        <w:t>Revelation 16:2</w:t>
+        <w:t>Revelation 16:2 (#1)</w:t>
       </w:r>
       <w:r>
         <w:rPr>
@@ -11966,7 +11966,7 @@
         <w:rPr>
           <w:lang w:val="en_US" w:bidi="en_US"/>
         </w:rPr>
-        <w:t>Revelation 16:3</w:t>
+        <w:t>Revelation 16:3 (#1)</w:t>
       </w:r>
       <w:r>
         <w:rPr>
@@ -12029,7 +12029,7 @@
         <w:rPr>
           <w:lang w:val="en_US" w:bidi="en_US"/>
         </w:rPr>
-        <w:t>Revelation 16:4</w:t>
+        <w:t>Revelation 16:4 (#1)</w:t>
       </w:r>
       <w:r>
         <w:rPr>
@@ -12092,7 +12092,7 @@
         <w:rPr>
           <w:lang w:val="en_US" w:bidi="en_US"/>
         </w:rPr>
-        <w:t>Revelation 16:6</w:t>
+        <w:t>Revelation 16:6 (#1)</w:t>
       </w:r>
       <w:r>
         <w:rPr>
@@ -12155,7 +12155,7 @@
         <w:rPr>
           <w:lang w:val="en_US" w:bidi="en_US"/>
         </w:rPr>
-        <w:t>Revelation 16:8</w:t>
+        <w:t>Revelation 16:8 (#1)</w:t>
       </w:r>
       <w:r>
         <w:rPr>
@@ -12218,7 +12218,7 @@
         <w:rPr>
           <w:lang w:val="en_US" w:bidi="en_US"/>
         </w:rPr>
-        <w:t>Revelation 16:9</w:t>
+        <w:t>Revelation 16:9 (#1)</w:t>
       </w:r>
       <w:r>
         <w:rPr>
@@ -12281,7 +12281,7 @@
         <w:rPr>
           <w:lang w:val="en_US" w:bidi="en_US"/>
         </w:rPr>
-        <w:t>Revelation 16:10</w:t>
+        <w:t>Revelation 16:10 (#1)</w:t>
       </w:r>
       <w:r>
         <w:rPr>
@@ -12344,7 +12344,7 @@
         <w:rPr>
           <w:lang w:val="en_US" w:bidi="en_US"/>
         </w:rPr>
-        <w:t>Revelation 16:12</w:t>
+        <w:t>Revelation 16:12 (#1)</w:t>
       </w:r>
       <w:r>
         <w:rPr>
@@ -12407,7 +12407,7 @@
         <w:rPr>
           <w:lang w:val="en_US" w:bidi="en_US"/>
         </w:rPr>
-        <w:t>Revelation 16:13–14</w:t>
+        <w:t>Revelation 16:13–14 (#1)</w:t>
       </w:r>
       <w:r>
         <w:rPr>
@@ -12470,7 +12470,7 @@
         <w:rPr>
           <w:lang w:val="en_US" w:bidi="en_US"/>
         </w:rPr>
-        <w:t>Revelation 16:16</w:t>
+        <w:t>Revelation 16:16 (#1)</w:t>
       </w:r>
       <w:r>
         <w:rPr>
@@ -12533,7 +12533,7 @@
         <w:rPr>
           <w:lang w:val="en_US" w:bidi="en_US"/>
         </w:rPr>
-        <w:t>Revelation 16:17–18</w:t>
+        <w:t>Revelation 16:17–18 (#1)</w:t>
       </w:r>
       <w:r>
         <w:rPr>
@@ -12596,7 +12596,7 @@
         <w:rPr>
           <w:lang w:val="en_US" w:bidi="en_US"/>
         </w:rPr>
-        <w:t>Revelation 16:19</w:t>
+        <w:t>Revelation 16:19 (#1)</w:t>
       </w:r>
       <w:r>
         <w:rPr>
@@ -12659,7 +12659,7 @@
         <w:rPr>
           <w:lang w:val="en_US" w:bidi="en_US"/>
         </w:rPr>
-        <w:t>Revelation 16:21</w:t>
+        <w:t>Revelation 16:21 (#1)</w:t>
       </w:r>
       <w:r>
         <w:rPr>
@@ -12722,7 +12722,7 @@
         <w:rPr>
           <w:lang w:val="en_US" w:bidi="en_US"/>
         </w:rPr>
-        <w:t>Revelation 17:1</w:t>
+        <w:t>Revelation 17:1 (#1)</w:t>
       </w:r>
       <w:r>
         <w:rPr>
@@ -12785,7 +12785,7 @@
         <w:rPr>
           <w:lang w:val="en_US" w:bidi="en_US"/>
         </w:rPr>
-        <w:t>Revelation 17:3</w:t>
+        <w:t>Revelation 17:3 (#1)</w:t>
       </w:r>
       <w:r>
         <w:rPr>
@@ -12848,7 +12848,7 @@
         <w:rPr>
           <w:lang w:val="en_US" w:bidi="en_US"/>
         </w:rPr>
-        <w:t>Revelation 17:4</w:t>
+        <w:t>Revelation 17:4 (#1)</w:t>
       </w:r>
       <w:r>
         <w:rPr>
@@ -12911,7 +12911,7 @@
         <w:rPr>
           <w:lang w:val="en_US" w:bidi="en_US"/>
         </w:rPr>
-        <w:t>Revelation 17:5</w:t>
+        <w:t>Revelation 17:5 (#1)</w:t>
       </w:r>
       <w:r>
         <w:rPr>
@@ -12974,7 +12974,7 @@
         <w:rPr>
           <w:lang w:val="en_US" w:bidi="en_US"/>
         </w:rPr>
-        <w:t>Revelation 17:6</w:t>
+        <w:t>Revelation 17:6 (#1)</w:t>
       </w:r>
       <w:r>
         <w:rPr>
@@ -13037,7 +13037,7 @@
         <w:rPr>
           <w:lang w:val="en_US" w:bidi="en_US"/>
         </w:rPr>
-        <w:t>Revelation 17:8</w:t>
+        <w:t>Revelation 17:8 (#1)</w:t>
       </w:r>
       <w:r>
         <w:rPr>
@@ -13163,7 +13163,7 @@
         <w:rPr>
           <w:lang w:val="en_US" w:bidi="en_US"/>
         </w:rPr>
-        <w:t>Revelation 17:9–10</w:t>
+        <w:t>Revelation 17:9–10 (#1)</w:t>
       </w:r>
       <w:r>
         <w:rPr>
@@ -13226,7 +13226,7 @@
         <w:rPr>
           <w:lang w:val="en_US" w:bidi="en_US"/>
         </w:rPr>
-        <w:t>Revelation 17:11</w:t>
+        <w:t>Revelation 17:11 (#1)</w:t>
       </w:r>
       <w:r>
         <w:rPr>
@@ -13289,7 +13289,7 @@
         <w:rPr>
           <w:lang w:val="en_US" w:bidi="en_US"/>
         </w:rPr>
-        <w:t>Revelation 17:12</w:t>
+        <w:t>Revelation 17:12 (#1)</w:t>
       </w:r>
       <w:r>
         <w:rPr>
@@ -13352,7 +13352,7 @@
         <w:rPr>
           <w:lang w:val="en_US" w:bidi="en_US"/>
         </w:rPr>
-        <w:t>Revelation 17:13–14</w:t>
+        <w:t>Revelation 17:13–14 (#1)</w:t>
       </w:r>
       <w:r>
         <w:rPr>
@@ -13415,7 +13415,7 @@
         <w:rPr>
           <w:lang w:val="en_US" w:bidi="en_US"/>
         </w:rPr>
-        <w:t>Revelation 17:15</w:t>
+        <w:t>Revelation 17:15 (#1)</w:t>
       </w:r>
       <w:r>
         <w:rPr>
@@ -13478,7 +13478,7 @@
         <w:rPr>
           <w:lang w:val="en_US" w:bidi="en_US"/>
         </w:rPr>
-        <w:t>Revelation 17:16</w:t>
+        <w:t>Revelation 17:16 (#1)</w:t>
       </w:r>
       <w:r>
         <w:rPr>
@@ -13541,7 +13541,7 @@
         <w:rPr>
           <w:lang w:val="en_US" w:bidi="en_US"/>
         </w:rPr>
-        <w:t>Revelation 17:18</w:t>
+        <w:t>Revelation 17:18 (#1)</w:t>
       </w:r>
       <w:r>
         <w:rPr>
@@ -13604,7 +13604,7 @@
         <w:rPr>
           <w:lang w:val="en_US" w:bidi="en_US"/>
         </w:rPr>
-        <w:t>Revelation 18:1–2</w:t>
+        <w:t>Revelation 18:1–2 (#1)</w:t>
       </w:r>
       <w:r>
         <w:rPr>
@@ -13667,7 +13667,7 @@
         <w:rPr>
           <w:lang w:val="en_US" w:bidi="en_US"/>
         </w:rPr>
-        <w:t>Revelation 18:4</w:t>
+        <w:t>Revelation 18:4 (#1)</w:t>
       </w:r>
       <w:r>
         <w:rPr>
@@ -13730,7 +13730,7 @@
         <w:rPr>
           <w:lang w:val="en_US" w:bidi="en_US"/>
         </w:rPr>
-        <w:t>Revelation 18:6</w:t>
+        <w:t>Revelation 18:6 (#1)</w:t>
       </w:r>
       <w:r>
         <w:rPr>
@@ -13793,7 +13793,7 @@
         <w:rPr>
           <w:lang w:val="en_US" w:bidi="en_US"/>
         </w:rPr>
-        <w:t>Revelation 18:8</w:t>
+        <w:t>Revelation 18:8 (#1)</w:t>
       </w:r>
       <w:r>
         <w:rPr>
@@ -13856,7 +13856,7 @@
         <w:rPr>
           <w:lang w:val="en_US" w:bidi="en_US"/>
         </w:rPr>
-        <w:t>Revelation 18:9</w:t>
+        <w:t>Revelation 18:9 (#1)</w:t>
       </w:r>
       <w:r>
         <w:rPr>
@@ -13919,7 +13919,7 @@
         <w:rPr>
           <w:lang w:val="en_US" w:bidi="en_US"/>
         </w:rPr>
-        <w:t>Revelation 18:9–10</w:t>
+        <w:t>Revelation 18:9–10 (#1)</w:t>
       </w:r>
       <w:r>
         <w:rPr>
@@ -13982,7 +13982,7 @@
         <w:rPr>
           <w:lang w:val="en_US" w:bidi="en_US"/>
         </w:rPr>
-        <w:t>Revelation 18:14</w:t>
+        <w:t>Revelation 18:14 (#1)</w:t>
       </w:r>
       <w:r>
         <w:rPr>
@@ -14045,7 +14045,7 @@
         <w:rPr>
           <w:lang w:val="en_US" w:bidi="en_US"/>
         </w:rPr>
-        <w:t>Revelation 18:15</w:t>
+        <w:t>Revelation 18:15 (#1)</w:t>
       </w:r>
       <w:r>
         <w:rPr>
@@ -14108,7 +14108,7 @@
         <w:rPr>
           <w:lang w:val="en_US" w:bidi="en_US"/>
         </w:rPr>
-        <w:t>Revelation 18:18</w:t>
+        <w:t>Revelation 18:18 (#1)</w:t>
       </w:r>
       <w:r>
         <w:rPr>
@@ -14171,7 +14171,7 @@
         <w:rPr>
           <w:lang w:val="en_US" w:bidi="en_US"/>
         </w:rPr>
-        <w:t>Revelation 18:20</w:t>
+        <w:t>Revelation 18:20 (#1)</w:t>
       </w:r>
       <w:r>
         <w:rPr>
@@ -14234,27 +14234,27 @@
         <w:rPr>
           <w:lang w:val="en_US" w:bidi="en_US"/>
         </w:rPr>
-        <w:t>Revelation 18:21</w:t>
-      </w:r>
-      <w:r>
-        <w:rPr>
-          <w:lang w:val="en_US" w:bidi="en_US"/>
-        </w:rPr>
-      </w:r>
-    </w:p>
-    <w:p>
-      <w:pPr/>
-      <w:r>
-        <w:rPr>
-          <w:lang w:val="en_US" w:bidi="en_US"/>
-        </w:rPr>
-      </w:r>
-      <w:r>
-        <w:rPr>
-          <w:b/>
-          <w:lang w:val="en_US" w:bidi="en_US"/>
-        </w:rPr>
-        <w:t>After Babylon's judgment, when will she be seen again?</w:t>
+        <w:t>Revelation 18:21 (#1)</w:t>
+      </w:r>
+      <w:r>
+        <w:rPr>
+          <w:lang w:val="en_US" w:bidi="en_US"/>
+        </w:rPr>
+      </w:r>
+    </w:p>
+    <w:p>
+      <w:pPr/>
+      <w:r>
+        <w:rPr>
+          <w:lang w:val="en_US" w:bidi="en_US"/>
+        </w:rPr>
+      </w:r>
+      <w:r>
+        <w:rPr>
+          <w:b/>
+          <w:lang w:val="en_US" w:bidi="en_US"/>
+        </w:rPr>
+        <w:t>After Babylon’s judgment, when will she be seen again?</w:t>
       </w:r>
     </w:p>
     <w:p>
@@ -14297,7 +14297,7 @@
         <w:rPr>
           <w:lang w:val="en_US" w:bidi="en_US"/>
         </w:rPr>
-        <w:t>Revelation 18:24</w:t>
+        <w:t>Revelation 18:24 (#1)</w:t>
       </w:r>
       <w:r>
         <w:rPr>
@@ -14360,7 +14360,7 @@
         <w:rPr>
           <w:lang w:val="en_US" w:bidi="en_US"/>
         </w:rPr>
-        <w:t>Revelation 19:1–2</w:t>
+        <w:t>Revelation 19:1–2 (#1)</w:t>
       </w:r>
       <w:r>
         <w:rPr>
@@ -14423,7 +14423,7 @@
         <w:rPr>
           <w:lang w:val="en_US" w:bidi="en_US"/>
         </w:rPr>
-        <w:t>Revelation 19:2</w:t>
+        <w:t>Revelation 19:2 (#1)</w:t>
       </w:r>
       <w:r>
         <w:rPr>
@@ -14486,7 +14486,7 @@
         <w:rPr>
           <w:lang w:val="en_US" w:bidi="en_US"/>
         </w:rPr>
-        <w:t>Revelation 19:3</w:t>
+        <w:t>Revelation 19:3 (#1)</w:t>
       </w:r>
       <w:r>
         <w:rPr>
@@ -14549,7 +14549,7 @@
         <w:rPr>
           <w:lang w:val="en_US" w:bidi="en_US"/>
         </w:rPr>
-        <w:t>Revelation 19:5</w:t>
+        <w:t>Revelation 19:5 (#1)</w:t>
       </w:r>
       <w:r>
         <w:rPr>
@@ -14612,7 +14612,7 @@
         <w:rPr>
           <w:lang w:val="en_US" w:bidi="en_US"/>
         </w:rPr>
-        <w:t>Revelation 19:7</w:t>
+        <w:t>Revelation 19:7 (#1)</w:t>
       </w:r>
       <w:r>
         <w:rPr>
@@ -14675,7 +14675,7 @@
         <w:rPr>
           <w:lang w:val="en_US" w:bidi="en_US"/>
         </w:rPr>
-        <w:t>Revelation 19:8</w:t>
+        <w:t>Revelation 19:8 (#1)</w:t>
       </w:r>
       <w:r>
         <w:rPr>
@@ -14738,7 +14738,7 @@
         <w:rPr>
           <w:lang w:val="en_US" w:bidi="en_US"/>
         </w:rPr>
-        <w:t>Revelation 19:10</w:t>
+        <w:t>Revelation 19:10 (#1)</w:t>
       </w:r>
       <w:r>
         <w:rPr>
@@ -14801,7 +14801,7 @@
         <w:rPr>
           <w:lang w:val="en_US" w:bidi="en_US"/>
         </w:rPr>
-        <w:t>Revelation 19:11–13</w:t>
+        <w:t>Revelation 19:11–13 (#1)</w:t>
       </w:r>
       <w:r>
         <w:rPr>
@@ -14864,7 +14864,7 @@
         <w:rPr>
           <w:lang w:val="en_US" w:bidi="en_US"/>
         </w:rPr>
-        <w:t>Revelation 19:15</w:t>
+        <w:t>Revelation 19:15 (#1)</w:t>
       </w:r>
       <w:r>
         <w:rPr>
@@ -14927,7 +14927,7 @@
         <w:rPr>
           <w:lang w:val="en_US" w:bidi="en_US"/>
         </w:rPr>
-        <w:t>Revelation 19:16</w:t>
+        <w:t>Revelation 19:16 (#1)</w:t>
       </w:r>
       <w:r>
         <w:rPr>
@@ -14990,7 +14990,7 @@
         <w:rPr>
           <w:lang w:val="en_US" w:bidi="en_US"/>
         </w:rPr>
-        <w:t>Revelation 19:18</w:t>
+        <w:t>Revelation 19:18 (#1)</w:t>
       </w:r>
       <w:r>
         <w:rPr>
@@ -15053,7 +15053,7 @@
         <w:rPr>
           <w:lang w:val="en_US" w:bidi="en_US"/>
         </w:rPr>
-        <w:t>Revelation 19:19</w:t>
+        <w:t>Revelation 19:19 (#1)</w:t>
       </w:r>
       <w:r>
         <w:rPr>
@@ -15116,7 +15116,7 @@
         <w:rPr>
           <w:lang w:val="en_US" w:bidi="en_US"/>
         </w:rPr>
-        <w:t>Revelation 19:20</w:t>
+        <w:t>Revelation 19:20 (#1)</w:t>
       </w:r>
       <w:r>
         <w:rPr>
@@ -15179,7 +15179,7 @@
         <w:rPr>
           <w:lang w:val="en_US" w:bidi="en_US"/>
         </w:rPr>
-        <w:t>Revelation 19:21</w:t>
+        <w:t>Revelation 19:21 (#1)</w:t>
       </w:r>
       <w:r>
         <w:rPr>
@@ -15242,7 +15242,7 @@
         <w:rPr>
           <w:lang w:val="en_US" w:bidi="en_US"/>
         </w:rPr>
-        <w:t>Revelation 20:1</w:t>
+        <w:t>Revelation 20:1 (#1)</w:t>
       </w:r>
       <w:r>
         <w:rPr>
@@ -15305,7 +15305,7 @@
         <w:rPr>
           <w:lang w:val="en_US" w:bidi="en_US"/>
         </w:rPr>
-        <w:t>Revelation 20:2–3</w:t>
+        <w:t>Revelation 20:2–3 (#1)</w:t>
       </w:r>
       <w:r>
         <w:rPr>
@@ -15368,7 +15368,7 @@
         <w:rPr>
           <w:lang w:val="en_US" w:bidi="en_US"/>
         </w:rPr>
-        <w:t>Revelation 20:3</w:t>
+        <w:t>Revelation 20:3 (#1)</w:t>
       </w:r>
       <w:r>
         <w:rPr>
@@ -15494,7 +15494,7 @@
         <w:rPr>
           <w:lang w:val="en_US" w:bidi="en_US"/>
         </w:rPr>
-        <w:t>Revelation 20:4</w:t>
+        <w:t>Revelation 20:4 (#1)</w:t>
       </w:r>
       <w:r>
         <w:rPr>
@@ -15557,7 +15557,7 @@
         <w:rPr>
           <w:lang w:val="en_US" w:bidi="en_US"/>
         </w:rPr>
-        <w:t>Revelation 20:5</w:t>
+        <w:t>Revelation 20:5 (#1)</w:t>
       </w:r>
       <w:r>
         <w:rPr>
@@ -15620,7 +15620,7 @@
         <w:rPr>
           <w:lang w:val="en_US" w:bidi="en_US"/>
         </w:rPr>
-        <w:t>Revelation 20:6</w:t>
+        <w:t>Revelation 20:6 (#1)</w:t>
       </w:r>
       <w:r>
         <w:rPr>
@@ -15683,7 +15683,7 @@
         <w:rPr>
           <w:lang w:val="en_US" w:bidi="en_US"/>
         </w:rPr>
-        <w:t>Revelation 20:8</w:t>
+        <w:t>Revelation 20:8 (#1)</w:t>
       </w:r>
       <w:r>
         <w:rPr>
@@ -15746,7 +15746,7 @@
         <w:rPr>
           <w:lang w:val="en_US" w:bidi="en_US"/>
         </w:rPr>
-        <w:t>Revelation 20:9</w:t>
+        <w:t>Revelation 20:9 (#1)</w:t>
       </w:r>
       <w:r>
         <w:rPr>
@@ -15809,7 +15809,7 @@
         <w:rPr>
           <w:lang w:val="en_US" w:bidi="en_US"/>
         </w:rPr>
-        <w:t>Revelation 20:10</w:t>
+        <w:t>Revelation 20:10 (#1)</w:t>
       </w:r>
       <w:r>
         <w:rPr>
@@ -15872,7 +15872,7 @@
         <w:rPr>
           <w:lang w:val="en_US" w:bidi="en_US"/>
         </w:rPr>
-        <w:t>Revelation 20:12</w:t>
+        <w:t>Revelation 20:12 (#1)</w:t>
       </w:r>
       <w:r>
         <w:rPr>
@@ -15935,7 +15935,7 @@
         <w:rPr>
           <w:lang w:val="en_US" w:bidi="en_US"/>
         </w:rPr>
-        <w:t>Revelation 20:14</w:t>
+        <w:t>Revelation 20:14 (#1)</w:t>
       </w:r>
       <w:r>
         <w:rPr>
@@ -15998,7 +15998,7 @@
         <w:rPr>
           <w:lang w:val="en_US" w:bidi="en_US"/>
         </w:rPr>
-        <w:t>Revelation 20:15</w:t>
+        <w:t>Revelation 20:15 (#1)</w:t>
       </w:r>
       <w:r>
         <w:rPr>
@@ -16061,7 +16061,70 @@
         <w:rPr>
           <w:lang w:val="en_US" w:bidi="en_US"/>
         </w:rPr>
-        <w:t>Revelation 21:1</w:t>
+        <w:t>Revelation 21:1 (#2)</w:t>
+      </w:r>
+      <w:r>
+        <w:rPr>
+          <w:lang w:val="en_US" w:bidi="en_US"/>
+        </w:rPr>
+      </w:r>
+    </w:p>
+    <w:p>
+      <w:pPr/>
+      <w:r>
+        <w:rPr>
+          <w:lang w:val="en_US" w:bidi="en_US"/>
+        </w:rPr>
+      </w:r>
+      <w:r>
+        <w:rPr>
+          <w:b/>
+          <w:lang w:val="en_US" w:bidi="en_US"/>
+        </w:rPr>
+        <w:t>What had replaced the first heaven and earth?</w:t>
+      </w:r>
+    </w:p>
+    <w:p>
+      <w:pPr/>
+      <w:r>
+        <w:rPr>
+          <w:lang w:val="en_US" w:bidi="en_US"/>
+        </w:rPr>
+      </w:r>
+      <w:r>
+        <w:rPr>
+          <w:lang w:val="en_US" w:bidi="en_US"/>
+        </w:rPr>
+        <w:t>A new heaven and earth had replaced the first heaven and earth.</w:t>
+      </w:r>
+      <w:r>
+        <w:rPr>
+          <w:lang w:val="en_US" w:bidi="en_US"/>
+        </w:rPr>
+      </w:r>
+      <w:r>
+        <w:rPr>
+          <w:lang w:val="en_US" w:bidi="en_US"/>
+        </w:rPr>
+      </w:r>
+    </w:p>
+    <w:p>
+      <w:pPr/>
+      <w:r>
+        <w:rPr>
+          <w:lang w:val="en_US" w:bidi="en_US"/>
+        </w:rPr>
+      </w:r>
+    </w:p>
+    <w:p>
+      <w:pPr>
+        <w:pStyle w:val="Heading2"/>
+      </w:pPr>
+      <w:r>
+        <w:rPr>
+          <w:lang w:val="en_US" w:bidi="en_US"/>
+        </w:rPr>
+        <w:t>Revelation 21:1 (#1)</w:t>
       </w:r>
       <w:r>
         <w:rPr>
@@ -16124,70 +16187,7 @@
         <w:rPr>
           <w:lang w:val="en_US" w:bidi="en_US"/>
         </w:rPr>
-        <w:t>Revelation 21:1 (#2)</w:t>
-      </w:r>
-      <w:r>
-        <w:rPr>
-          <w:lang w:val="en_US" w:bidi="en_US"/>
-        </w:rPr>
-      </w:r>
-    </w:p>
-    <w:p>
-      <w:pPr/>
-      <w:r>
-        <w:rPr>
-          <w:lang w:val="en_US" w:bidi="en_US"/>
-        </w:rPr>
-      </w:r>
-      <w:r>
-        <w:rPr>
-          <w:b/>
-          <w:lang w:val="en_US" w:bidi="en_US"/>
-        </w:rPr>
-        <w:t>What had replaced the first heaven and earth?</w:t>
-      </w:r>
-    </w:p>
-    <w:p>
-      <w:pPr/>
-      <w:r>
-        <w:rPr>
-          <w:lang w:val="en_US" w:bidi="en_US"/>
-        </w:rPr>
-      </w:r>
-      <w:r>
-        <w:rPr>
-          <w:lang w:val="en_US" w:bidi="en_US"/>
-        </w:rPr>
-        <w:t>A new heaven and earth had replaced the first heaven and earth.</w:t>
-      </w:r>
-      <w:r>
-        <w:rPr>
-          <w:lang w:val="en_US" w:bidi="en_US"/>
-        </w:rPr>
-      </w:r>
-      <w:r>
-        <w:rPr>
-          <w:lang w:val="en_US" w:bidi="en_US"/>
-        </w:rPr>
-      </w:r>
-    </w:p>
-    <w:p>
-      <w:pPr/>
-      <w:r>
-        <w:rPr>
-          <w:lang w:val="en_US" w:bidi="en_US"/>
-        </w:rPr>
-      </w:r>
-    </w:p>
-    <w:p>
-      <w:pPr>
-        <w:pStyle w:val="Heading2"/>
-      </w:pPr>
-      <w:r>
-        <w:rPr>
-          <w:lang w:val="en_US" w:bidi="en_US"/>
-        </w:rPr>
-        <w:t>Revelation 21:2</w:t>
+        <w:t>Revelation 21:2 (#1)</w:t>
       </w:r>
       <w:r>
         <w:rPr>
@@ -16250,7 +16250,7 @@
         <w:rPr>
           <w:lang w:val="en_US" w:bidi="en_US"/>
         </w:rPr>
-        <w:t>Revelation 21:3</w:t>
+        <w:t>Revelation 21:3 (#1)</w:t>
       </w:r>
       <w:r>
         <w:rPr>
@@ -16313,7 +16313,7 @@
         <w:rPr>
           <w:lang w:val="en_US" w:bidi="en_US"/>
         </w:rPr>
-        <w:t>Revelation 21:4</w:t>
+        <w:t>Revelation 21:4 (#1)</w:t>
       </w:r>
       <w:r>
         <w:rPr>
@@ -16376,7 +16376,7 @@
         <w:rPr>
           <w:lang w:val="en_US" w:bidi="en_US"/>
         </w:rPr>
-        <w:t>Revelation 21:6</w:t>
+        <w:t>Revelation 21:6 (#1)</w:t>
       </w:r>
       <w:r>
         <w:rPr>
@@ -16439,7 +16439,7 @@
         <w:rPr>
           <w:lang w:val="en_US" w:bidi="en_US"/>
         </w:rPr>
-        <w:t>Revelation 21:8</w:t>
+        <w:t>Revelation 21:8 (#1)</w:t>
       </w:r>
       <w:r>
         <w:rPr>
@@ -16502,7 +16502,7 @@
         <w:rPr>
           <w:lang w:val="en_US" w:bidi="en_US"/>
         </w:rPr>
-        <w:t>Revelation 21:9–10</w:t>
+        <w:t>Revelation 21:9–10 (#1)</w:t>
       </w:r>
       <w:r>
         <w:rPr>
@@ -16565,7 +16565,7 @@
         <w:rPr>
           <w:lang w:val="en_US" w:bidi="en_US"/>
         </w:rPr>
-        <w:t>Revelation 21:12</w:t>
+        <w:t>Revelation 21:12 (#1)</w:t>
       </w:r>
       <w:r>
         <w:rPr>
@@ -16628,7 +16628,7 @@
         <w:rPr>
           <w:lang w:val="en_US" w:bidi="en_US"/>
         </w:rPr>
-        <w:t>Revelation 21:14</w:t>
+        <w:t>Revelation 21:14 (#1)</w:t>
       </w:r>
       <w:r>
         <w:rPr>
@@ -16691,7 +16691,7 @@
         <w:rPr>
           <w:lang w:val="en_US" w:bidi="en_US"/>
         </w:rPr>
-        <w:t>Revelation 21:16</w:t>
+        <w:t>Revelation 21:16 (#1)</w:t>
       </w:r>
       <w:r>
         <w:rPr>
@@ -16754,7 +16754,7 @@
         <w:rPr>
           <w:lang w:val="en_US" w:bidi="en_US"/>
         </w:rPr>
-        <w:t>Revelation 21:18</w:t>
+        <w:t>Revelation 21:18 (#1)</w:t>
       </w:r>
       <w:r>
         <w:rPr>
@@ -16817,7 +16817,7 @@
         <w:rPr>
           <w:lang w:val="en_US" w:bidi="en_US"/>
         </w:rPr>
-        <w:t>Revelation 21:22</w:t>
+        <w:t>Revelation 21:22 (#1)</w:t>
       </w:r>
       <w:r>
         <w:rPr>
@@ -16880,27 +16880,27 @@
         <w:rPr>
           <w:lang w:val="en_US" w:bidi="en_US"/>
         </w:rPr>
-        <w:t>Revelation 21:23</w:t>
-      </w:r>
-      <w:r>
-        <w:rPr>
-          <w:lang w:val="en_US" w:bidi="en_US"/>
-        </w:rPr>
-      </w:r>
-    </w:p>
-    <w:p>
-      <w:pPr/>
-      <w:r>
-        <w:rPr>
-          <w:lang w:val="en_US" w:bidi="en_US"/>
-        </w:rPr>
-      </w:r>
-      <w:r>
-        <w:rPr>
-          <w:b/>
-          <w:lang w:val="en_US" w:bidi="en_US"/>
-        </w:rPr>
-        <w:t>What is the source of light in new Jerualem?</w:t>
+        <w:t>Revelation 21:23 (#1)</w:t>
+      </w:r>
+      <w:r>
+        <w:rPr>
+          <w:lang w:val="en_US" w:bidi="en_US"/>
+        </w:rPr>
+      </w:r>
+    </w:p>
+    <w:p>
+      <w:pPr/>
+      <w:r>
+        <w:rPr>
+          <w:lang w:val="en_US" w:bidi="en_US"/>
+        </w:rPr>
+      </w:r>
+      <w:r>
+        <w:rPr>
+          <w:b/>
+          <w:lang w:val="en_US" w:bidi="en_US"/>
+        </w:rPr>
+        <w:t>What is the source of light in new Jerusalem?</w:t>
       </w:r>
     </w:p>
     <w:p>
@@ -16943,7 +16943,7 @@
         <w:rPr>
           <w:lang w:val="en_US" w:bidi="en_US"/>
         </w:rPr>
-        <w:t>Revelation 21:27</w:t>
+        <w:t>Revelation 21:27 (#1)</w:t>
       </w:r>
       <w:r>
         <w:rPr>
@@ -17006,7 +17006,7 @@
         <w:rPr>
           <w:lang w:val="en_US" w:bidi="en_US"/>
         </w:rPr>
-        <w:t>Revelation 22:1</w:t>
+        <w:t>Revelation 22:1 (#1)</w:t>
       </w:r>
       <w:r>
         <w:rPr>
@@ -17069,7 +17069,7 @@
         <w:rPr>
           <w:lang w:val="en_US" w:bidi="en_US"/>
         </w:rPr>
-        <w:t>Revelation 22:2</w:t>
+        <w:t>Revelation 22:2 (#1)</w:t>
       </w:r>
       <w:r>
         <w:rPr>
@@ -17132,7 +17132,7 @@
         <w:rPr>
           <w:lang w:val="en_US" w:bidi="en_US"/>
         </w:rPr>
-        <w:t>Revelation 22:3</w:t>
+        <w:t>Revelation 22:3 (#1)</w:t>
       </w:r>
       <w:r>
         <w:rPr>
@@ -17195,7 +17195,7 @@
         <w:rPr>
           <w:lang w:val="en_US" w:bidi="en_US"/>
         </w:rPr>
-        <w:t>Revelation 22:3–5</w:t>
+        <w:t>Revelation 22:3–5 (#1)</w:t>
       </w:r>
       <w:r>
         <w:rPr>
@@ -17258,7 +17258,7 @@
         <w:rPr>
           <w:lang w:val="en_US" w:bidi="en_US"/>
         </w:rPr>
-        <w:t>Revelation 22:7</w:t>
+        <w:t>Revelation 22:7 (#1)</w:t>
       </w:r>
       <w:r>
         <w:rPr>
@@ -17321,7 +17321,7 @@
         <w:rPr>
           <w:lang w:val="en_US" w:bidi="en_US"/>
         </w:rPr>
-        <w:t>Revelation 22:8–9</w:t>
+        <w:t>Revelation 22:8–9 (#1)</w:t>
       </w:r>
       <w:r>
         <w:rPr>
@@ -17384,7 +17384,7 @@
         <w:rPr>
           <w:lang w:val="en_US" w:bidi="en_US"/>
         </w:rPr>
-        <w:t>Revelation 22:10</w:t>
+        <w:t>Revelation 22:10 (#1)</w:t>
       </w:r>
       <w:r>
         <w:rPr>
@@ -17447,7 +17447,7 @@
         <w:rPr>
           <w:lang w:val="en_US" w:bidi="en_US"/>
         </w:rPr>
-        <w:t>Revelation 22:12</w:t>
+        <w:t>Revelation 22:12 (#1)</w:t>
       </w:r>
       <w:r>
         <w:rPr>
@@ -17510,7 +17510,7 @@
         <w:rPr>
           <w:lang w:val="en_US" w:bidi="en_US"/>
         </w:rPr>
-        <w:t>Revelation 22:14</w:t>
+        <w:t>Revelation 22:14 (#1)</w:t>
       </w:r>
       <w:r>
         <w:rPr>
@@ -17573,7 +17573,7 @@
         <w:rPr>
           <w:lang w:val="en_US" w:bidi="en_US"/>
         </w:rPr>
-        <w:t>Revelation 22:16</w:t>
+        <w:t>Revelation 22:16 (#1)</w:t>
       </w:r>
       <w:r>
         <w:rPr>
@@ -17636,7 +17636,7 @@
         <w:rPr>
           <w:lang w:val="en_US" w:bidi="en_US"/>
         </w:rPr>
-        <w:t>Revelation 22:18</w:t>
+        <w:t>Revelation 22:18 (#1)</w:t>
       </w:r>
       <w:r>
         <w:rPr>
@@ -17699,7 +17699,7 @@
         <w:rPr>
           <w:lang w:val="en_US" w:bidi="en_US"/>
         </w:rPr>
-        <w:t>Revelation 22:19</w:t>
+        <w:t>Revelation 22:19 (#1)</w:t>
       </w:r>
       <w:r>
         <w:rPr>
@@ -17762,7 +17762,7 @@
         <w:rPr>
           <w:lang w:val="en_US" w:bidi="en_US"/>
         </w:rPr>
-        <w:t>Revelation 22:20</w:t>
+        <w:t>Revelation 22:20 (#1)</w:t>
       </w:r>
       <w:r>
         <w:rPr>
@@ -17796,36 +17796,36 @@
         <w:rPr>
           <w:lang w:val="en_US" w:bidi="en_US"/>
         </w:rPr>
-        <w:t>Jesus’ last words are, “Yes! I am coming quickly."</w:t>
-      </w:r>
-      <w:r>
-        <w:rPr>
-          <w:lang w:val="en_US" w:bidi="en_US"/>
-        </w:rPr>
-      </w:r>
-      <w:r>
-        <w:rPr>
-          <w:lang w:val="en_US" w:bidi="en_US"/>
-        </w:rPr>
-      </w:r>
-    </w:p>
-    <w:p>
-      <w:pPr/>
-      <w:r>
-        <w:rPr>
-          <w:lang w:val="en_US" w:bidi="en_US"/>
-        </w:rPr>
-      </w:r>
-    </w:p>
-    <w:p>
-      <w:pPr>
-        <w:pStyle w:val="Heading2"/>
-      </w:pPr>
-      <w:r>
-        <w:rPr>
-          <w:lang w:val="en_US" w:bidi="en_US"/>
-        </w:rPr>
-        <w:t>Revelation 22:21</w:t>
+        <w:t>Jesus’ last words are, “Yes! I am coming quickly.”</w:t>
+      </w:r>
+      <w:r>
+        <w:rPr>
+          <w:lang w:val="en_US" w:bidi="en_US"/>
+        </w:rPr>
+      </w:r>
+      <w:r>
+        <w:rPr>
+          <w:lang w:val="en_US" w:bidi="en_US"/>
+        </w:rPr>
+      </w:r>
+    </w:p>
+    <w:p>
+      <w:pPr/>
+      <w:r>
+        <w:rPr>
+          <w:lang w:val="en_US" w:bidi="en_US"/>
+        </w:rPr>
+      </w:r>
+    </w:p>
+    <w:p>
+      <w:pPr>
+        <w:pStyle w:val="Heading2"/>
+      </w:pPr>
+      <w:r>
+        <w:rPr>
+          <w:lang w:val="en_US" w:bidi="en_US"/>
+        </w:rPr>
+        <w:t>Revelation 22:21 (#1)</w:t>
       </w:r>
       <w:r>
         <w:rPr>

--- a/eng/docx/66.content.docx
+++ b/eng/docx/66.content.docx
@@ -6519,7 +6519,7 @@
         <w:rPr>
           <w:lang w:val="en_US" w:bidi="en_US"/>
         </w:rPr>
-        <w:t>When the angel threw down the fire, there there were crashes of thunder, loud sounds, flashes of lightning, and an earthquake.</w:t>
+        <w:t>When the angel threw down the fire, there were crashes of thunder, loud sounds, flashes of lightning, and an earthquake.</w:t>
       </w:r>
       <w:r>
         <w:rPr>
@@ -7023,7 +7023,7 @@
         <w:rPr>
           <w:lang w:val="en_US" w:bidi="en_US"/>
         </w:rPr>
-        <w:t>God told the locusts locusts not to damage the earth but only the people who did not have the seal of God.</w:t>
+        <w:t>God told the locusts not to damage the earth but only the people who did not have the seal of God.</w:t>
       </w:r>
       <w:r>
         <w:rPr>
